--- a/Superman_CV.docx
+++ b/Superman_CV.docx
@@ -4,7 +4,7 @@
   <w:body>
     <w:p>
       <w:pPr>
-        <w:spacing w:after="40"/>
+        <w:spacing w:after="0"/>
         <w:jc w:val="center"/>
       </w:pPr>
       <w:r>
@@ -12,16 +12,17 @@
           <w:rFonts w:ascii="Calibri" w:cs="Calibri" w:eastAsia="Calibri" w:hAnsi="Calibri"/>
           <w:b/>
           <w:bCs/>
-          <w:color w:val="1F4E9E"/>
-          <w:sz w:val="56"/>
-          <w:szCs w:val="56"/>
-        </w:rPr>
-        <w:t xml:space="preserve">SUPERMAN</w:t>
-      </w:r>
-    </w:p>
-    <w:p>
-      <w:pPr>
-        <w:spacing w:after="80"/>
+          <w:color w:val="1B2A4A"/>
+          <w:spacing w:val="40"/>
+          <w:sz w:val="48"/>
+          <w:szCs w:val="48"/>
+        </w:rPr>
+        <w:t xml:space="preserve">CLARK KENT</w:t>
+      </w:r>
+    </w:p>
+    <w:p>
+      <w:pPr>
+        <w:spacing w:after="60"/>
         <w:jc w:val="center"/>
       </w:pPr>
       <w:r>
@@ -29,77 +30,346 @@
           <w:rFonts w:ascii="Calibri" w:cs="Calibri" w:eastAsia="Calibri" w:hAnsi="Calibri"/>
           <w:b/>
           <w:bCs/>
-          <w:color w:val="C8102E"/>
-          <w:sz w:val="28"/>
-          <w:szCs w:val="28"/>
-        </w:rPr>
-        <w:t xml:space="preserve">(Clark Kent)</w:t>
-      </w:r>
-    </w:p>
-    <w:p>
-      <w:pPr>
-        <w:spacing w:after="120"/>
-        <w:jc w:val="center"/>
-      </w:pPr>
-      <w:r>
-        <w:rPr>
-          <w:rFonts w:ascii="Calibri" w:cs="Calibri" w:eastAsia="Calibri" w:hAnsi="Calibri"/>
-          <w:color w:val="555555"/>
+          <w:color w:val="B3122E"/>
+          <w:spacing w:val="30"/>
           <w:sz w:val="24"/>
           <w:szCs w:val="24"/>
         </w:rPr>
-        <w:t xml:space="preserve">Metropolis, USA  |  superman@dailyplanet.com  |  1-800-SUPERMAN</w:t>
-      </w:r>
-    </w:p>
-    <w:p>
-      <w:pPr>
-        <w:pBdr>
-          <w:bottom w:val="single" w:color="C8102E" w:sz="8" w:space="2"/>
-        </w:pBdr>
-        <w:spacing w:after="100" w:before="280"/>
-      </w:pPr>
-      <w:r>
-        <w:rPr>
-          <w:rFonts w:ascii="Calibri" w:cs="Calibri" w:eastAsia="Calibri" w:hAnsi="Calibri"/>
-          <w:b/>
-          <w:bCs/>
-          <w:color w:val="1F4E9E"/>
-          <w:sz w:val="26"/>
-          <w:szCs w:val="26"/>
-        </w:rPr>
-        <w:t xml:space="preserve">PROFESSIONAL SUMMARY</w:t>
+        <w:t xml:space="preserve">(SUPERMAN)</w:t>
       </w:r>
     </w:p>
     <w:p>
       <w:pPr>
         <w:spacing w:after="60"/>
-      </w:pPr>
-      <w:r>
-        <w:rPr>
-          <w:rFonts w:ascii="Calibri" w:cs="Calibri" w:eastAsia="Calibri" w:hAnsi="Calibri"/>
+        <w:jc w:val="center"/>
+      </w:pPr>
+      <w:r>
+        <w:rPr>
+          <w:rFonts w:ascii="Calibri" w:cs="Calibri" w:eastAsia="Calibri" w:hAnsi="Calibri"/>
+          <w:i/>
+          <w:iCs/>
+          <w:color w:val="1B2A4A"/>
           <w:sz w:val="24"/>
           <w:szCs w:val="24"/>
         </w:rPr>
-        <w:t xml:space="preserve">A strong and honest hero with 85+ years of experience saving people. Fast, brave and a great team player.</w:t>
+        <w:t xml:space="preserve">Global Rescue and Crisis Response Specialist</w:t>
+      </w:r>
+    </w:p>
+    <w:p>
+      <w:pPr>
+        <w:spacing w:after="60"/>
+        <w:jc w:val="center"/>
+      </w:pPr>
+      <w:r>
+        <w:rPr>
+          <w:rFonts w:ascii="Calibri" w:cs="Calibri" w:eastAsia="Calibri" w:hAnsi="Calibri"/>
+          <w:color w:val="5A5A5A"/>
+          <w:sz w:val="19"/>
+          <w:szCs w:val="19"/>
+        </w:rPr>
+        <w:t xml:space="preserve">Metropolis, USA  |  clark.kent@dailyplanet.com  |  +1 (555) 013-8000  |  linkedin.com/in/clarkkent</w:t>
       </w:r>
     </w:p>
     <w:p>
       <w:pPr>
         <w:pBdr>
-          <w:bottom w:val="single" w:color="C8102E" w:sz="8" w:space="2"/>
+          <w:bottom w:val="single" w:color="1B2A4A" w:sz="6" w:space="2"/>
         </w:pBdr>
-        <w:spacing w:after="100" w:before="280"/>
-      </w:pPr>
-      <w:r>
-        <w:rPr>
-          <w:rFonts w:ascii="Calibri" w:cs="Calibri" w:eastAsia="Calibri" w:hAnsi="Calibri"/>
-          <w:b/>
-          <w:bCs/>
-          <w:color w:val="1F4E9E"/>
-          <w:sz w:val="26"/>
-          <w:szCs w:val="26"/>
-        </w:rPr>
-        <w:t xml:space="preserve">SKILLS</w:t>
+        <w:spacing w:after="80" w:before="200"/>
+      </w:pPr>
+      <w:r>
+        <w:rPr>
+          <w:rFonts w:ascii="Calibri" w:cs="Calibri" w:eastAsia="Calibri" w:hAnsi="Calibri"/>
+          <w:b/>
+          <w:bCs/>
+          <w:color w:val="1B2A4A"/>
+          <w:spacing w:val="20"/>
+          <w:sz w:val="23"/>
+          <w:szCs w:val="23"/>
+        </w:rPr>
+        <w:t xml:space="preserve">PROFESSIONAL SUMMARY</w:t>
+      </w:r>
+    </w:p>
+    <w:p>
+      <w:pPr>
+        <w:spacing w:after="40"/>
+      </w:pPr>
+      <w:r>
+        <w:rPr>
+          <w:rFonts w:ascii="Calibri" w:cs="Calibri" w:eastAsia="Calibri" w:hAnsi="Calibri"/>
+          <w:sz w:val="21"/>
+          <w:szCs w:val="21"/>
+        </w:rPr>
+        <w:t xml:space="preserve">Results-driven crisis response specialist with 85+ years of experience protecting people and critical infrastructure worldwide. Proven ability to act fast under pressure, lead international teams, and deliver results with complete integrity. Strong communicator with a background in investigative journalism.</w:t>
+      </w:r>
+    </w:p>
+    <w:p>
+      <w:pPr>
+        <w:pBdr>
+          <w:bottom w:val="single" w:color="1B2A4A" w:sz="6" w:space="2"/>
+        </w:pBdr>
+        <w:spacing w:after="80" w:before="200"/>
+      </w:pPr>
+      <w:r>
+        <w:rPr>
+          <w:rFonts w:ascii="Calibri" w:cs="Calibri" w:eastAsia="Calibri" w:hAnsi="Calibri"/>
+          <w:b/>
+          <w:bCs/>
+          <w:color w:val="1B2A4A"/>
+          <w:spacing w:val="20"/>
+          <w:sz w:val="23"/>
+          <w:szCs w:val="23"/>
+        </w:rPr>
+        <w:t xml:space="preserve">CORE COMPETENCIES</w:t>
+      </w:r>
+    </w:p>
+    <w:tbl>
+      <w:tblPr>
+        <w:tblW w:type="dxa" w:w="9638"/>
+        <w:tblBorders>
+          <w:top w:val="none" w:color="FFFFFF" w:sz="0"/>
+          <w:left w:val="none" w:color="FFFFFF" w:sz="0"/>
+          <w:bottom w:val="none" w:color="FFFFFF" w:sz="0"/>
+          <w:right w:val="none" w:color="FFFFFF" w:sz="0"/>
+          <w:insideH w:val="none" w:color="FFFFFF" w:sz="0"/>
+          <w:insideV w:val="none" w:color="FFFFFF" w:sz="0"/>
+        </w:tblBorders>
+      </w:tblPr>
+      <w:tblGrid>
+        <w:gridCol w:w="4819"/>
+        <w:gridCol w:w="4819"/>
+      </w:tblGrid>
+      <w:tr>
+        <w:tc>
+          <w:tcPr>
+            <w:tcW w:type="dxa" w:w="4819"/>
+            <w:tcBorders>
+              <w:top w:val="none" w:color="FFFFFF" w:sz="0"/>
+              <w:left w:val="none" w:color="FFFFFF" w:sz="0"/>
+              <w:bottom w:val="none" w:color="FFFFFF" w:sz="0"/>
+              <w:right w:val="none" w:color="FFFFFF" w:sz="0"/>
+            </w:tcBorders>
+          </w:tcPr>
+          <w:p>
+            <w:pPr>
+              <w:pStyle w:val="ListParagraph"/>
+              <w:numPr>
+                <w:ilvl w:val="0"/>
+                <w:numId w:val="2"/>
+              </w:numPr>
+              <w:spacing w:after="20"/>
+            </w:pPr>
+            <w:r>
+              <w:rPr>
+                <w:rFonts w:ascii="Calibri" w:cs="Calibri" w:eastAsia="Calibri" w:hAnsi="Calibri"/>
+                <w:sz w:val="21"/>
+                <w:szCs w:val="21"/>
+              </w:rPr>
+              <w:t xml:space="preserve">Crisis Management</w:t>
+            </w:r>
+          </w:p>
+          <w:p>
+            <w:pPr>
+              <w:pStyle w:val="ListParagraph"/>
+              <w:numPr>
+                <w:ilvl w:val="0"/>
+                <w:numId w:val="2"/>
+              </w:numPr>
+              <w:spacing w:after="20"/>
+            </w:pPr>
+            <w:r>
+              <w:rPr>
+                <w:rFonts w:ascii="Calibri" w:cs="Calibri" w:eastAsia="Calibri" w:hAnsi="Calibri"/>
+                <w:sz w:val="21"/>
+                <w:szCs w:val="21"/>
+              </w:rPr>
+              <w:t xml:space="preserve">Emergency Response</w:t>
+            </w:r>
+          </w:p>
+          <w:p>
+            <w:pPr>
+              <w:pStyle w:val="ListParagraph"/>
+              <w:numPr>
+                <w:ilvl w:val="0"/>
+                <w:numId w:val="2"/>
+              </w:numPr>
+              <w:spacing w:after="20"/>
+            </w:pPr>
+            <w:r>
+              <w:rPr>
+                <w:rFonts w:ascii="Calibri" w:cs="Calibri" w:eastAsia="Calibri" w:hAnsi="Calibri"/>
+                <w:sz w:val="21"/>
+                <w:szCs w:val="21"/>
+              </w:rPr>
+              <w:t xml:space="preserve">Team Leadership</w:t>
+            </w:r>
+          </w:p>
+          <w:p>
+            <w:pPr>
+              <w:pStyle w:val="ListParagraph"/>
+              <w:numPr>
+                <w:ilvl w:val="0"/>
+                <w:numId w:val="2"/>
+              </w:numPr>
+              <w:spacing w:after="20"/>
+            </w:pPr>
+            <w:r>
+              <w:rPr>
+                <w:rFonts w:ascii="Calibri" w:cs="Calibri" w:eastAsia="Calibri" w:hAnsi="Calibri"/>
+                <w:sz w:val="21"/>
+                <w:szCs w:val="21"/>
+              </w:rPr>
+              <w:t xml:space="preserve">Strategic Decision-Making</w:t>
+            </w:r>
+          </w:p>
+        </w:tc>
+        <w:tc>
+          <w:tcPr>
+            <w:tcW w:type="dxa" w:w="4819"/>
+            <w:tcBorders>
+              <w:top w:val="none" w:color="FFFFFF" w:sz="0"/>
+              <w:left w:val="none" w:color="FFFFFF" w:sz="0"/>
+              <w:bottom w:val="none" w:color="FFFFFF" w:sz="0"/>
+              <w:right w:val="none" w:color="FFFFFF" w:sz="0"/>
+            </w:tcBorders>
+          </w:tcPr>
+          <w:p>
+            <w:pPr>
+              <w:pStyle w:val="ListParagraph"/>
+              <w:numPr>
+                <w:ilvl w:val="0"/>
+                <w:numId w:val="2"/>
+              </w:numPr>
+              <w:spacing w:after="20"/>
+            </w:pPr>
+            <w:r>
+              <w:rPr>
+                <w:rFonts w:ascii="Calibri" w:cs="Calibri" w:eastAsia="Calibri" w:hAnsi="Calibri"/>
+                <w:sz w:val="21"/>
+                <w:szCs w:val="21"/>
+              </w:rPr>
+              <w:t xml:space="preserve">Risk Assessment</w:t>
+            </w:r>
+          </w:p>
+          <w:p>
+            <w:pPr>
+              <w:pStyle w:val="ListParagraph"/>
+              <w:numPr>
+                <w:ilvl w:val="0"/>
+                <w:numId w:val="2"/>
+              </w:numPr>
+              <w:spacing w:after="20"/>
+            </w:pPr>
+            <w:r>
+              <w:rPr>
+                <w:rFonts w:ascii="Calibri" w:cs="Calibri" w:eastAsia="Calibri" w:hAnsi="Calibri"/>
+                <w:sz w:val="21"/>
+                <w:szCs w:val="21"/>
+              </w:rPr>
+              <w:t xml:space="preserve">Public Communication</w:t>
+            </w:r>
+          </w:p>
+          <w:p>
+            <w:pPr>
+              <w:pStyle w:val="ListParagraph"/>
+              <w:numPr>
+                <w:ilvl w:val="0"/>
+                <w:numId w:val="2"/>
+              </w:numPr>
+              <w:spacing w:after="20"/>
+            </w:pPr>
+            <w:r>
+              <w:rPr>
+                <w:rFonts w:ascii="Calibri" w:cs="Calibri" w:eastAsia="Calibri" w:hAnsi="Calibri"/>
+                <w:sz w:val="21"/>
+                <w:szCs w:val="21"/>
+              </w:rPr>
+              <w:t xml:space="preserve">Investigative Research</w:t>
+            </w:r>
+          </w:p>
+          <w:p>
+            <w:pPr>
+              <w:pStyle w:val="ListParagraph"/>
+              <w:numPr>
+                <w:ilvl w:val="0"/>
+                <w:numId w:val="2"/>
+              </w:numPr>
+              <w:spacing w:after="20"/>
+            </w:pPr>
+            <w:r>
+              <w:rPr>
+                <w:rFonts w:ascii="Calibri" w:cs="Calibri" w:eastAsia="Calibri" w:hAnsi="Calibri"/>
+                <w:sz w:val="21"/>
+                <w:szCs w:val="21"/>
+              </w:rPr>
+              <w:t xml:space="preserve">Ethical Leadership</w:t>
+            </w:r>
+          </w:p>
+        </w:tc>
+      </w:tr>
+    </w:tbl>
+    <w:p>
+      <w:pPr>
+        <w:pBdr>
+          <w:bottom w:val="single" w:color="1B2A4A" w:sz="6" w:space="2"/>
+        </w:pBdr>
+        <w:spacing w:after="80" w:before="200"/>
+      </w:pPr>
+      <w:r>
+        <w:rPr>
+          <w:rFonts w:ascii="Calibri" w:cs="Calibri" w:eastAsia="Calibri" w:hAnsi="Calibri"/>
+          <w:b/>
+          <w:bCs/>
+          <w:color w:val="1B2A4A"/>
+          <w:spacing w:val="20"/>
+          <w:sz w:val="23"/>
+          <w:szCs w:val="23"/>
+        </w:rPr>
+        <w:t xml:space="preserve">PROFESSIONAL EXPERIENCE</w:t>
+      </w:r>
+    </w:p>
+    <w:p>
+      <w:pPr>
+        <w:tabs>
+          <w:tab w:val="right" w:pos="9638"/>
+        </w:tabs>
+        <w:spacing w:after="0" w:before="100"/>
+      </w:pPr>
+      <w:r>
+        <w:rPr>
+          <w:rFonts w:ascii="Calibri" w:cs="Calibri" w:eastAsia="Calibri" w:hAnsi="Calibri"/>
+          <w:b/>
+          <w:bCs/>
+          <w:color w:val="1B2A4A"/>
+          <w:sz w:val="21"/>
+          <w:szCs w:val="21"/>
+        </w:rPr>
+        <w:t xml:space="preserve">Global Protection Specialist</w:t>
+      </w:r>
+      <w:r>
+        <w:rPr>
+          <w:rFonts w:ascii="Calibri" w:cs="Calibri" w:eastAsia="Calibri" w:hAnsi="Calibri"/>
+          <w:color w:val="5A5A5A"/>
+          <w:sz w:val="21"/>
+          <w:szCs w:val="21"/>
+        </w:rPr>
+        <w:t xml:space="preserve">	Jun 1938 – Present</w:t>
+      </w:r>
+    </w:p>
+    <w:p>
+      <w:pPr>
+        <w:spacing w:after="30"/>
+      </w:pPr>
+      <w:r>
+        <w:rPr>
+          <w:rFonts w:ascii="Calibri" w:cs="Calibri" w:eastAsia="Calibri" w:hAnsi="Calibri"/>
+          <w:i/>
+          <w:iCs/>
+          <w:color w:val="5A5A5A"/>
+          <w:sz w:val="21"/>
+          <w:szCs w:val="21"/>
+        </w:rPr>
+        <w:t xml:space="preserve">Self-employed, Metropolis</w:t>
       </w:r>
     </w:p>
     <w:p>
@@ -109,15 +379,25 @@
           <w:ilvl w:val="0"/>
           <w:numId w:val="2"/>
         </w:numPr>
-        <w:spacing w:after="30"/>
-      </w:pPr>
-      <w:r>
-        <w:rPr>
-          <w:rFonts w:ascii="Calibri" w:cs="Calibri" w:eastAsia="Calibri" w:hAnsi="Calibri"/>
-          <w:sz w:val="24"/>
-          <w:szCs w:val="24"/>
-        </w:rPr>
-        <w:t xml:space="preserve">Flying</w:t>
+        <w:spacing w:after="20"/>
+      </w:pPr>
+      <w:r>
+        <w:rPr>
+          <w:rFonts w:ascii="Calibri" w:cs="Calibri" w:eastAsia="Calibri" w:hAnsi="Calibri"/>
+          <w:b/>
+          <w:bCs/>
+          <w:sz w:val="21"/>
+          <w:szCs w:val="21"/>
+        </w:rPr>
+        <w:t xml:space="preserve">Rescued</w:t>
+      </w:r>
+      <w:r>
+        <w:rPr>
+          <w:rFonts w:ascii="Calibri" w:cs="Calibri" w:eastAsia="Calibri" w:hAnsi="Calibri"/>
+          <w:sz w:val="21"/>
+          <w:szCs w:val="21"/>
+        </w:rPr>
+        <w:t xml:space="preserve"> 1,000,000+ civilians from natural disasters, accidents and attacks.</w:t>
       </w:r>
     </w:p>
     <w:p>
@@ -127,15 +407,25 @@
           <w:ilvl w:val="0"/>
           <w:numId w:val="2"/>
         </w:numPr>
-        <w:spacing w:after="30"/>
-      </w:pPr>
-      <w:r>
-        <w:rPr>
-          <w:rFonts w:ascii="Calibri" w:cs="Calibri" w:eastAsia="Calibri" w:hAnsi="Calibri"/>
-          <w:sz w:val="24"/>
-          <w:szCs w:val="24"/>
-        </w:rPr>
-        <w:t xml:space="preserve">Super strength</w:t>
+        <w:spacing w:after="20"/>
+      </w:pPr>
+      <w:r>
+        <w:rPr>
+          <w:rFonts w:ascii="Calibri" w:cs="Calibri" w:eastAsia="Calibri" w:hAnsi="Calibri"/>
+          <w:b/>
+          <w:bCs/>
+          <w:sz w:val="21"/>
+          <w:szCs w:val="21"/>
+        </w:rPr>
+        <w:t xml:space="preserve">Neutralized</w:t>
+      </w:r>
+      <w:r>
+        <w:rPr>
+          <w:rFonts w:ascii="Calibri" w:cs="Calibri" w:eastAsia="Calibri" w:hAnsi="Calibri"/>
+          <w:sz w:val="21"/>
+          <w:szCs w:val="21"/>
+        </w:rPr>
+        <w:t xml:space="preserve"> 500+ high-risk threats, including Lex Luthor and General Zod.</w:t>
       </w:r>
     </w:p>
     <w:p>
@@ -145,15 +435,25 @@
           <w:ilvl w:val="0"/>
           <w:numId w:val="2"/>
         </w:numPr>
-        <w:spacing w:after="30"/>
-      </w:pPr>
-      <w:r>
-        <w:rPr>
-          <w:rFonts w:ascii="Calibri" w:cs="Calibri" w:eastAsia="Calibri" w:hAnsi="Calibri"/>
-          <w:sz w:val="24"/>
-          <w:szCs w:val="24"/>
-        </w:rPr>
-        <w:t xml:space="preserve">X-ray vision</w:t>
+        <w:spacing w:after="20"/>
+      </w:pPr>
+      <w:r>
+        <w:rPr>
+          <w:rFonts w:ascii="Calibri" w:cs="Calibri" w:eastAsia="Calibri" w:hAnsi="Calibri"/>
+          <w:b/>
+          <w:bCs/>
+          <w:sz w:val="21"/>
+          <w:szCs w:val="21"/>
+        </w:rPr>
+        <w:t xml:space="preserve">Reduced</w:t>
+      </w:r>
+      <w:r>
+        <w:rPr>
+          <w:rFonts w:ascii="Calibri" w:cs="Calibri" w:eastAsia="Calibri" w:hAnsi="Calibri"/>
+          <w:sz w:val="21"/>
+          <w:szCs w:val="21"/>
+        </w:rPr>
+        <w:t xml:space="preserve"> emergency response time to under 10 seconds.</w:t>
       </w:r>
     </w:p>
     <w:p>
@@ -163,15 +463,69 @@
           <w:ilvl w:val="0"/>
           <w:numId w:val="2"/>
         </w:numPr>
+        <w:spacing w:after="20"/>
+      </w:pPr>
+      <w:r>
+        <w:rPr>
+          <w:rFonts w:ascii="Calibri" w:cs="Calibri" w:eastAsia="Calibri" w:hAnsi="Calibri"/>
+          <w:b/>
+          <w:bCs/>
+          <w:sz w:val="21"/>
+          <w:szCs w:val="21"/>
+        </w:rPr>
+        <w:t xml:space="preserve">Prevented</w:t>
+      </w:r>
+      <w:r>
+        <w:rPr>
+          <w:rFonts w:ascii="Calibri" w:cs="Calibri" w:eastAsia="Calibri" w:hAnsi="Calibri"/>
+          <w:sz w:val="21"/>
+          <w:szCs w:val="21"/>
+        </w:rPr>
+        <w:t xml:space="preserve"> 50+ global-scale attacks, protecting cities and critical infrastructure.</w:t>
+      </w:r>
+    </w:p>
+    <w:p>
+      <w:pPr>
+        <w:tabs>
+          <w:tab w:val="right" w:pos="9638"/>
+        </w:tabs>
+        <w:spacing w:after="0" w:before="100"/>
+      </w:pPr>
+      <w:r>
+        <w:rPr>
+          <w:rFonts w:ascii="Calibri" w:cs="Calibri" w:eastAsia="Calibri" w:hAnsi="Calibri"/>
+          <w:b/>
+          <w:bCs/>
+          <w:color w:val="1B2A4A"/>
+          <w:sz w:val="21"/>
+          <w:szCs w:val="21"/>
+        </w:rPr>
+        <w:t xml:space="preserve">Founding Member and Team Leader</w:t>
+      </w:r>
+      <w:r>
+        <w:rPr>
+          <w:rFonts w:ascii="Calibri" w:cs="Calibri" w:eastAsia="Calibri" w:hAnsi="Calibri"/>
+          <w:color w:val="5A5A5A"/>
+          <w:sz w:val="21"/>
+          <w:szCs w:val="21"/>
+        </w:rPr>
+        <w:t xml:space="preserve">	Nov 1960 – Present</w:t>
+      </w:r>
+    </w:p>
+    <w:p>
+      <w:pPr>
         <w:spacing w:after="30"/>
       </w:pPr>
       <w:r>
         <w:rPr>
           <w:rFonts w:ascii="Calibri" w:cs="Calibri" w:eastAsia="Calibri" w:hAnsi="Calibri"/>
-          <w:sz w:val="24"/>
-          <w:szCs w:val="24"/>
-        </w:rPr>
-        <w:t xml:space="preserve">Teamwork</w:t>
+          <w:i/>
+          <w:iCs/>
+          <w:color w:val="5A5A5A"/>
+          <w:sz w:val="21"/>
+          <w:szCs w:val="21"/>
+        </w:rPr>
+        <w:t xml:space="preserve">Justice League, Worldwide</w:t>
       </w:r>
     </w:p>
     <w:p>
@@ -181,77 +535,25 @@
           <w:ilvl w:val="0"/>
           <w:numId w:val="2"/>
         </w:numPr>
-        <w:spacing w:after="30"/>
-      </w:pPr>
-      <w:r>
-        <w:rPr>
-          <w:rFonts w:ascii="Calibri" w:cs="Calibri" w:eastAsia="Calibri" w:hAnsi="Calibri"/>
-          <w:sz w:val="24"/>
-          <w:szCs w:val="24"/>
-        </w:rPr>
-        <w:t xml:space="preserve">Problem-solving</w:t>
-      </w:r>
-    </w:p>
-    <w:p>
-      <w:pPr>
-        <w:pBdr>
-          <w:bottom w:val="single" w:color="C8102E" w:sz="8" w:space="2"/>
-        </w:pBdr>
-        <w:spacing w:after="100" w:before="280"/>
-      </w:pPr>
-      <w:r>
-        <w:rPr>
-          <w:rFonts w:ascii="Calibri" w:cs="Calibri" w:eastAsia="Calibri" w:hAnsi="Calibri"/>
-          <w:b/>
-          <w:bCs/>
-          <w:color w:val="1F4E9E"/>
-          <w:sz w:val="26"/>
-          <w:szCs w:val="26"/>
-        </w:rPr>
-        <w:t xml:space="preserve">PROFESSIONAL EXPERIENCE</w:t>
-      </w:r>
-    </w:p>
-    <w:p>
-      <w:pPr>
-        <w:tabs>
-          <w:tab w:val="right" w:pos="9638"/>
-        </w:tabs>
-        <w:spacing w:after="20" w:before="120"/>
-      </w:pPr>
-      <w:r>
-        <w:rPr>
-          <w:rFonts w:ascii="Calibri" w:cs="Calibri" w:eastAsia="Calibri" w:hAnsi="Calibri"/>
-          <w:b/>
-          <w:bCs/>
-          <w:sz w:val="24"/>
-          <w:szCs w:val="24"/>
-        </w:rPr>
-        <w:t xml:space="preserve">Superhero</w:t>
-      </w:r>
-      <w:r>
-        <w:rPr>
-          <w:rFonts w:ascii="Calibri" w:cs="Calibri" w:eastAsia="Calibri" w:hAnsi="Calibri"/>
-          <w:color w:val="555555"/>
-          <w:sz w:val="24"/>
-          <w:szCs w:val="24"/>
-        </w:rPr>
-        <w:t xml:space="preserve">	1938 – Present</w:t>
-      </w:r>
-    </w:p>
-    <w:p>
-      <w:pPr>
-        <w:spacing w:after="40"/>
-      </w:pPr>
-      <w:r>
-        <w:rPr>
-          <w:rFonts w:ascii="Calibri" w:cs="Calibri" w:eastAsia="Calibri" w:hAnsi="Calibri"/>
-          <w:i/>
-          <w:iCs/>
-          <w:color w:val="555555"/>
-          <w:sz w:val="24"/>
-          <w:szCs w:val="24"/>
-        </w:rPr>
-        <w:t xml:space="preserve">Metropolis</w:t>
+        <w:spacing w:after="20"/>
+      </w:pPr>
+      <w:r>
+        <w:rPr>
+          <w:rFonts w:ascii="Calibri" w:cs="Calibri" w:eastAsia="Calibri" w:hAnsi="Calibri"/>
+          <w:b/>
+          <w:bCs/>
+          <w:sz w:val="21"/>
+          <w:szCs w:val="21"/>
+        </w:rPr>
+        <w:t xml:space="preserve">Co-founded</w:t>
+      </w:r>
+      <w:r>
+        <w:rPr>
+          <w:rFonts w:ascii="Calibri" w:cs="Calibri" w:eastAsia="Calibri" w:hAnsi="Calibri"/>
+          <w:sz w:val="21"/>
+          <w:szCs w:val="21"/>
+        </w:rPr>
+        <w:t xml:space="preserve"> a 7-member international response team with Batman and Wonder Woman.</w:t>
       </w:r>
     </w:p>
     <w:p>
@@ -261,25 +563,25 @@
           <w:ilvl w:val="0"/>
           <w:numId w:val="2"/>
         </w:numPr>
-        <w:spacing w:after="40"/>
-      </w:pPr>
-      <w:r>
-        <w:rPr>
-          <w:rFonts w:ascii="Calibri" w:cs="Calibri" w:eastAsia="Calibri" w:hAnsi="Calibri"/>
-          <w:b/>
-          <w:bCs/>
-          <w:sz w:val="24"/>
-          <w:szCs w:val="24"/>
-        </w:rPr>
-        <w:t xml:space="preserve">Saved</w:t>
-      </w:r>
-      <w:r>
-        <w:rPr>
-          <w:rFonts w:ascii="Calibri" w:cs="Calibri" w:eastAsia="Calibri" w:hAnsi="Calibri"/>
-          <w:sz w:val="24"/>
-          <w:szCs w:val="24"/>
-        </w:rPr>
-        <w:t xml:space="preserve"> 1,000,000+ people.</w:t>
+        <w:spacing w:after="20"/>
+      </w:pPr>
+      <w:r>
+        <w:rPr>
+          <w:rFonts w:ascii="Calibri" w:cs="Calibri" w:eastAsia="Calibri" w:hAnsi="Calibri"/>
+          <w:b/>
+          <w:bCs/>
+          <w:sz w:val="21"/>
+          <w:szCs w:val="21"/>
+        </w:rPr>
+        <w:t xml:space="preserve">Led</w:t>
+      </w:r>
+      <w:r>
+        <w:rPr>
+          <w:rFonts w:ascii="Calibri" w:cs="Calibri" w:eastAsia="Calibri" w:hAnsi="Calibri"/>
+          <w:sz w:val="21"/>
+          <w:szCs w:val="21"/>
+        </w:rPr>
+        <w:t xml:space="preserve"> high-risk missions with a 99% success rate.</w:t>
       </w:r>
     </w:p>
     <w:p>
@@ -289,25 +591,25 @@
           <w:ilvl w:val="0"/>
           <w:numId w:val="2"/>
         </w:numPr>
-        <w:spacing w:after="40"/>
-      </w:pPr>
-      <w:r>
-        <w:rPr>
-          <w:rFonts w:ascii="Calibri" w:cs="Calibri" w:eastAsia="Calibri" w:hAnsi="Calibri"/>
-          <w:b/>
-          <w:bCs/>
-          <w:sz w:val="24"/>
-          <w:szCs w:val="24"/>
-        </w:rPr>
-        <w:t xml:space="preserve">Stopped</w:t>
-      </w:r>
-      <w:r>
-        <w:rPr>
-          <w:rFonts w:ascii="Calibri" w:cs="Calibri" w:eastAsia="Calibri" w:hAnsi="Calibri"/>
-          <w:sz w:val="24"/>
-          <w:szCs w:val="24"/>
-        </w:rPr>
-        <w:t xml:space="preserve"> 500+ villains.</w:t>
+        <w:spacing w:after="20"/>
+      </w:pPr>
+      <w:r>
+        <w:rPr>
+          <w:rFonts w:ascii="Calibri" w:cs="Calibri" w:eastAsia="Calibri" w:hAnsi="Calibri"/>
+          <w:b/>
+          <w:bCs/>
+          <w:sz w:val="21"/>
+          <w:szCs w:val="21"/>
+        </w:rPr>
+        <w:t xml:space="preserve">Coordinated</w:t>
+      </w:r>
+      <w:r>
+        <w:rPr>
+          <w:rFonts w:ascii="Calibri" w:cs="Calibri" w:eastAsia="Calibri" w:hAnsi="Calibri"/>
+          <w:sz w:val="21"/>
+          <w:szCs w:val="21"/>
+        </w:rPr>
+        <w:t xml:space="preserve"> with governments and agencies during global emergencies.</w:t>
       </w:r>
     </w:p>
     <w:p>
@@ -315,42 +617,43 @@
         <w:tabs>
           <w:tab w:val="right" w:pos="9638"/>
         </w:tabs>
-        <w:spacing w:after="20" w:before="120"/>
-      </w:pPr>
-      <w:r>
-        <w:rPr>
-          <w:rFonts w:ascii="Calibri" w:cs="Calibri" w:eastAsia="Calibri" w:hAnsi="Calibri"/>
-          <w:b/>
-          <w:bCs/>
-          <w:sz w:val="24"/>
-          <w:szCs w:val="24"/>
-        </w:rPr>
-        <w:t xml:space="preserve">Team Member</w:t>
-      </w:r>
-      <w:r>
-        <w:rPr>
-          <w:rFonts w:ascii="Calibri" w:cs="Calibri" w:eastAsia="Calibri" w:hAnsi="Calibri"/>
-          <w:color w:val="555555"/>
-          <w:sz w:val="24"/>
-          <w:szCs w:val="24"/>
-        </w:rPr>
-        <w:t xml:space="preserve">	1960 – Present</w:t>
-      </w:r>
-    </w:p>
-    <w:p>
-      <w:pPr>
-        <w:spacing w:after="40"/>
+        <w:spacing w:after="0" w:before="100"/>
+      </w:pPr>
+      <w:r>
+        <w:rPr>
+          <w:rFonts w:ascii="Calibri" w:cs="Calibri" w:eastAsia="Calibri" w:hAnsi="Calibri"/>
+          <w:b/>
+          <w:bCs/>
+          <w:color w:val="1B2A4A"/>
+          <w:sz w:val="21"/>
+          <w:szCs w:val="21"/>
+        </w:rPr>
+        <w:t xml:space="preserve">Investigative Reporter</w:t>
+      </w:r>
+      <w:r>
+        <w:rPr>
+          <w:rFonts w:ascii="Calibri" w:cs="Calibri" w:eastAsia="Calibri" w:hAnsi="Calibri"/>
+          <w:color w:val="5A5A5A"/>
+          <w:sz w:val="21"/>
+          <w:szCs w:val="21"/>
+        </w:rPr>
+        <w:t xml:space="preserve">	Jun 1938 – Present</w:t>
+      </w:r>
+    </w:p>
+    <w:p>
+      <w:pPr>
+        <w:spacing w:after="30"/>
       </w:pPr>
       <w:r>
         <w:rPr>
           <w:rFonts w:ascii="Calibri" w:cs="Calibri" w:eastAsia="Calibri" w:hAnsi="Calibri"/>
           <w:i/>
           <w:iCs/>
-          <w:color w:val="555555"/>
-          <w:sz w:val="24"/>
-          <w:szCs w:val="24"/>
-        </w:rPr>
-        <w:t xml:space="preserve">Justice League</w:t>
+          <w:color w:val="5A5A5A"/>
+          <w:sz w:val="21"/>
+          <w:szCs w:val="21"/>
+        </w:rPr>
+        <w:t xml:space="preserve">The Daily Planet, Metropolis</w:t>
       </w:r>
     </w:p>
     <w:p>
@@ -360,68 +663,25 @@
           <w:ilvl w:val="0"/>
           <w:numId w:val="2"/>
         </w:numPr>
-        <w:spacing w:after="40"/>
-      </w:pPr>
-      <w:r>
-        <w:rPr>
-          <w:rFonts w:ascii="Calibri" w:cs="Calibri" w:eastAsia="Calibri" w:hAnsi="Calibri"/>
-          <w:b/>
-          <w:bCs/>
-          <w:sz w:val="24"/>
-          <w:szCs w:val="24"/>
-        </w:rPr>
-        <w:t xml:space="preserve">Worked</w:t>
-      </w:r>
-      <w:r>
-        <w:rPr>
-          <w:rFonts w:ascii="Calibri" w:cs="Calibri" w:eastAsia="Calibri" w:hAnsi="Calibri"/>
-          <w:sz w:val="24"/>
-          <w:szCs w:val="24"/>
-        </w:rPr>
-        <w:t xml:space="preserve"> with Batman and Wonder Woman to protect the world.</w:t>
-      </w:r>
-    </w:p>
-    <w:p>
-      <w:pPr>
-        <w:tabs>
-          <w:tab w:val="right" w:pos="9638"/>
-        </w:tabs>
-        <w:spacing w:after="20" w:before="120"/>
-      </w:pPr>
-      <w:r>
-        <w:rPr>
-          <w:rFonts w:ascii="Calibri" w:cs="Calibri" w:eastAsia="Calibri" w:hAnsi="Calibri"/>
-          <w:b/>
-          <w:bCs/>
-          <w:sz w:val="24"/>
-          <w:szCs w:val="24"/>
-        </w:rPr>
-        <w:t xml:space="preserve">Reporter</w:t>
-      </w:r>
-      <w:r>
-        <w:rPr>
-          <w:rFonts w:ascii="Calibri" w:cs="Calibri" w:eastAsia="Calibri" w:hAnsi="Calibri"/>
-          <w:color w:val="555555"/>
-          <w:sz w:val="24"/>
-          <w:szCs w:val="24"/>
-        </w:rPr>
-        <w:t xml:space="preserve">	1938 – Present</w:t>
-      </w:r>
-    </w:p>
-    <w:p>
-      <w:pPr>
-        <w:spacing w:after="40"/>
-      </w:pPr>
-      <w:r>
-        <w:rPr>
-          <w:rFonts w:ascii="Calibri" w:cs="Calibri" w:eastAsia="Calibri" w:hAnsi="Calibri"/>
-          <w:i/>
-          <w:iCs/>
-          <w:color w:val="555555"/>
-          <w:sz w:val="24"/>
-          <w:szCs w:val="24"/>
-        </w:rPr>
-        <w:t xml:space="preserve">The Daily Planet</w:t>
+        <w:spacing w:after="20"/>
+      </w:pPr>
+      <w:r>
+        <w:rPr>
+          <w:rFonts w:ascii="Calibri" w:cs="Calibri" w:eastAsia="Calibri" w:hAnsi="Calibri"/>
+          <w:b/>
+          <w:bCs/>
+          <w:sz w:val="21"/>
+          <w:szCs w:val="21"/>
+        </w:rPr>
+        <w:t xml:space="preserve">Published</w:t>
+      </w:r>
+      <w:r>
+        <w:rPr>
+          <w:rFonts w:ascii="Calibri" w:cs="Calibri" w:eastAsia="Calibri" w:hAnsi="Calibri"/>
+          <w:sz w:val="21"/>
+          <w:szCs w:val="21"/>
+        </w:rPr>
+        <w:t xml:space="preserve"> 2,000+ articles on public safety, crime and corruption.</w:t>
       </w:r>
     </w:p>
     <w:p>
@@ -431,94 +691,125 @@
           <w:ilvl w:val="0"/>
           <w:numId w:val="2"/>
         </w:numPr>
-        <w:spacing w:after="40"/>
-      </w:pPr>
-      <w:r>
-        <w:rPr>
-          <w:rFonts w:ascii="Calibri" w:cs="Calibri" w:eastAsia="Calibri" w:hAnsi="Calibri"/>
-          <w:b/>
-          <w:bCs/>
-          <w:sz w:val="24"/>
-          <w:szCs w:val="24"/>
-        </w:rPr>
-        <w:t xml:space="preserve">Wrote</w:t>
-      </w:r>
-      <w:r>
-        <w:rPr>
-          <w:rFonts w:ascii="Calibri" w:cs="Calibri" w:eastAsia="Calibri" w:hAnsi="Calibri"/>
-          <w:sz w:val="24"/>
-          <w:szCs w:val="24"/>
-        </w:rPr>
-        <w:t xml:space="preserve"> 2,000+ news stories.</w:t>
+        <w:spacing w:after="20"/>
+      </w:pPr>
+      <w:r>
+        <w:rPr>
+          <w:rFonts w:ascii="Calibri" w:cs="Calibri" w:eastAsia="Calibri" w:hAnsi="Calibri"/>
+          <w:b/>
+          <w:bCs/>
+          <w:sz w:val="21"/>
+          <w:szCs w:val="21"/>
+        </w:rPr>
+        <w:t xml:space="preserve">Delivered</w:t>
+      </w:r>
+      <w:r>
+        <w:rPr>
+          <w:rFonts w:ascii="Calibri" w:cs="Calibri" w:eastAsia="Calibri" w:hAnsi="Calibri"/>
+          <w:sz w:val="21"/>
+          <w:szCs w:val="21"/>
+        </w:rPr>
+        <w:t xml:space="preserve"> stories on tight daily deadlines as part of an editorial team.</w:t>
       </w:r>
     </w:p>
     <w:p>
       <w:pPr>
         <w:pBdr>
-          <w:bottom w:val="single" w:color="C8102E" w:sz="8" w:space="2"/>
+          <w:bottom w:val="single" w:color="1B2A4A" w:sz="6" w:space="2"/>
         </w:pBdr>
-        <w:spacing w:after="100" w:before="280"/>
-      </w:pPr>
-      <w:r>
-        <w:rPr>
-          <w:rFonts w:ascii="Calibri" w:cs="Calibri" w:eastAsia="Calibri" w:hAnsi="Calibri"/>
-          <w:b/>
-          <w:bCs/>
-          <w:color w:val="1F4E9E"/>
-          <w:sz w:val="26"/>
-          <w:szCs w:val="26"/>
+        <w:spacing w:after="80" w:before="200"/>
+      </w:pPr>
+      <w:r>
+        <w:rPr>
+          <w:rFonts w:ascii="Calibri" w:cs="Calibri" w:eastAsia="Calibri" w:hAnsi="Calibri"/>
+          <w:b/>
+          <w:bCs/>
+          <w:color w:val="1B2A4A"/>
+          <w:spacing w:val="20"/>
+          <w:sz w:val="23"/>
+          <w:szCs w:val="23"/>
         </w:rPr>
         <w:t xml:space="preserve">EDUCATION</w:t>
       </w:r>
     </w:p>
     <w:p>
       <w:pPr>
-        <w:spacing w:after="20"/>
-      </w:pPr>
-      <w:r>
-        <w:rPr>
-          <w:rFonts w:ascii="Calibri" w:cs="Calibri" w:eastAsia="Calibri" w:hAnsi="Calibri"/>
-          <w:b/>
-          <w:bCs/>
-          <w:sz w:val="24"/>
-          <w:szCs w:val="24"/>
-        </w:rPr>
-        <w:t xml:space="preserve">Degree in Journalism</w:t>
-      </w:r>
-    </w:p>
-    <w:p>
-      <w:pPr>
-        <w:spacing w:after="60"/>
-      </w:pPr>
+        <w:tabs>
+          <w:tab w:val="right" w:pos="9638"/>
+        </w:tabs>
+        <w:spacing w:after="0"/>
+      </w:pPr>
+      <w:r>
+        <w:rPr>
+          <w:rFonts w:ascii="Calibri" w:cs="Calibri" w:eastAsia="Calibri" w:hAnsi="Calibri"/>
+          <w:b/>
+          <w:bCs/>
+          <w:color w:val="1B2A4A"/>
+          <w:sz w:val="21"/>
+          <w:szCs w:val="21"/>
+        </w:rPr>
+        <w:t xml:space="preserve">Bachelor of Arts in Journalism</w:t>
+      </w:r>
       <w:r>
         <w:rPr>
           <w:rFonts w:ascii="Calibri" w:cs="Calibri" w:eastAsia="Calibri" w:hAnsi="Calibri"/>
           <w:i/>
           <w:iCs/>
-          <w:color w:val="555555"/>
-          <w:sz w:val="24"/>
-          <w:szCs w:val="24"/>
-        </w:rPr>
-        <w:t xml:space="preserve">Metropolis University</w:t>
+          <w:color w:val="5A5A5A"/>
+          <w:sz w:val="21"/>
+          <w:szCs w:val="21"/>
+        </w:rPr>
+        <w:t xml:space="preserve">	Metropolis University</w:t>
+      </w:r>
+    </w:p>
+    <w:p>
+      <w:pPr>
+        <w:tabs>
+          <w:tab w:val="right" w:pos="9638"/>
+        </w:tabs>
+        <w:spacing w:after="40"/>
+      </w:pPr>
+      <w:r>
+        <w:rPr>
+          <w:rFonts w:ascii="Calibri" w:cs="Calibri" w:eastAsia="Calibri" w:hAnsi="Calibri"/>
+          <w:b/>
+          <w:bCs/>
+          <w:color w:val="1B2A4A"/>
+          <w:sz w:val="21"/>
+          <w:szCs w:val="21"/>
+        </w:rPr>
+        <w:t xml:space="preserve">High School Diploma</w:t>
+      </w:r>
+      <w:r>
+        <w:rPr>
+          <w:rFonts w:ascii="Calibri" w:cs="Calibri" w:eastAsia="Calibri" w:hAnsi="Calibri"/>
+          <w:i/>
+          <w:iCs/>
+          <w:color w:val="5A5A5A"/>
+          <w:sz w:val="21"/>
+          <w:szCs w:val="21"/>
+        </w:rPr>
+        <w:t xml:space="preserve">	Smallville High School, Kansas</w:t>
       </w:r>
     </w:p>
     <w:p>
       <w:pPr>
         <w:pBdr>
-          <w:bottom w:val="single" w:color="C8102E" w:sz="8" w:space="2"/>
+          <w:bottom w:val="single" w:color="1B2A4A" w:sz="6" w:space="2"/>
         </w:pBdr>
-        <w:spacing w:after="100" w:before="280"/>
-      </w:pPr>
-      <w:r>
-        <w:rPr>
-          <w:rFonts w:ascii="Calibri" w:cs="Calibri" w:eastAsia="Calibri" w:hAnsi="Calibri"/>
-          <w:b/>
-          <w:bCs/>
-          <w:color w:val="1F4E9E"/>
-          <w:sz w:val="26"/>
-          <w:szCs w:val="26"/>
-        </w:rPr>
-        <w:t xml:space="preserve">CERTIFICATIONS</w:t>
+        <w:spacing w:after="80" w:before="200"/>
+      </w:pPr>
+      <w:r>
+        <w:rPr>
+          <w:rFonts w:ascii="Calibri" w:cs="Calibri" w:eastAsia="Calibri" w:hAnsi="Calibri"/>
+          <w:b/>
+          <w:bCs/>
+          <w:color w:val="1B2A4A"/>
+          <w:spacing w:val="20"/>
+          <w:sz w:val="23"/>
+          <w:szCs w:val="23"/>
+        </w:rPr>
+        <w:t xml:space="preserve">CERTIFICATIONS AND AWARDS</w:t>
       </w:r>
     </w:p>
     <w:p>
@@ -528,116 +819,226 @@
           <w:ilvl w:val="0"/>
           <w:numId w:val="2"/>
         </w:numPr>
-      </w:pPr>
-      <w:r>
-        <w:rPr>
-          <w:rFonts w:ascii="Calibri" w:cs="Calibri" w:eastAsia="Calibri" w:hAnsi="Calibri"/>
-          <w:sz w:val="24"/>
-          <w:szCs w:val="24"/>
+        <w:spacing w:after="20"/>
+      </w:pPr>
+      <w:r>
+        <w:rPr>
+          <w:rFonts w:ascii="Calibri" w:cs="Calibri" w:eastAsia="Calibri" w:hAnsi="Calibri"/>
+          <w:b/>
+          <w:bCs/>
+          <w:sz w:val="21"/>
+          <w:szCs w:val="21"/>
         </w:rPr>
         <w:t xml:space="preserve">Advanced Flight Safety</w:t>
       </w:r>
+      <w:r>
+        <w:rPr>
+          <w:rFonts w:ascii="Calibri" w:cs="Calibri" w:eastAsia="Calibri" w:hAnsi="Calibri"/>
+          <w:sz w:val="21"/>
+          <w:szCs w:val="21"/>
+        </w:rPr>
+        <w:t xml:space="preserve"/>
+      </w:r>
+    </w:p>
+    <w:p>
+      <w:pPr>
+        <w:pStyle w:val="ListParagraph"/>
+        <w:numPr>
+          <w:ilvl w:val="0"/>
+          <w:numId w:val="2"/>
+        </w:numPr>
+        <w:spacing w:after="20"/>
+      </w:pPr>
+      <w:r>
+        <w:rPr>
+          <w:rFonts w:ascii="Calibri" w:cs="Calibri" w:eastAsia="Calibri" w:hAnsi="Calibri"/>
+          <w:b/>
+          <w:bCs/>
+          <w:sz w:val="21"/>
+          <w:szCs w:val="21"/>
+        </w:rPr>
+        <w:t xml:space="preserve">Emergency First Aid and Rescue</w:t>
+      </w:r>
+      <w:r>
+        <w:rPr>
+          <w:rFonts w:ascii="Calibri" w:cs="Calibri" w:eastAsia="Calibri" w:hAnsi="Calibri"/>
+          <w:sz w:val="21"/>
+          <w:szCs w:val="21"/>
+        </w:rPr>
+        <w:t xml:space="preserve"/>
+      </w:r>
+    </w:p>
+    <w:p>
+      <w:pPr>
+        <w:pStyle w:val="ListParagraph"/>
+        <w:numPr>
+          <w:ilvl w:val="0"/>
+          <w:numId w:val="2"/>
+        </w:numPr>
+        <w:spacing w:after="20"/>
+      </w:pPr>
+      <w:r>
+        <w:rPr>
+          <w:rFonts w:ascii="Calibri" w:cs="Calibri" w:eastAsia="Calibri" w:hAnsi="Calibri"/>
+          <w:b/>
+          <w:bCs/>
+          <w:sz w:val="21"/>
+          <w:szCs w:val="21"/>
+        </w:rPr>
+        <w:t xml:space="preserve">Kryptonian Science and Technology</w:t>
+      </w:r>
+      <w:r>
+        <w:rPr>
+          <w:rFonts w:ascii="Calibri" w:cs="Calibri" w:eastAsia="Calibri" w:hAnsi="Calibri"/>
+          <w:sz w:val="21"/>
+          <w:szCs w:val="21"/>
+        </w:rPr>
+        <w:t xml:space="preserve">, Fortress of Solitude</w:t>
+      </w:r>
+    </w:p>
+    <w:p>
+      <w:pPr>
+        <w:pStyle w:val="ListParagraph"/>
+        <w:numPr>
+          <w:ilvl w:val="0"/>
+          <w:numId w:val="2"/>
+        </w:numPr>
+        <w:spacing w:after="20"/>
+      </w:pPr>
+      <w:r>
+        <w:rPr>
+          <w:rFonts w:ascii="Calibri" w:cs="Calibri" w:eastAsia="Calibri" w:hAnsi="Calibri"/>
+          <w:b/>
+          <w:bCs/>
+          <w:sz w:val="21"/>
+          <w:szCs w:val="21"/>
+        </w:rPr>
+        <w:t xml:space="preserve">Key to the City</w:t>
+      </w:r>
+      <w:r>
+        <w:rPr>
+          <w:rFonts w:ascii="Calibri" w:cs="Calibri" w:eastAsia="Calibri" w:hAnsi="Calibri"/>
+          <w:sz w:val="21"/>
+          <w:szCs w:val="21"/>
+        </w:rPr>
+        <w:t xml:space="preserve">, awarded by the Mayor of Metropolis</w:t>
+      </w:r>
     </w:p>
     <w:p>
       <w:pPr>
         <w:pBdr>
-          <w:bottom w:val="single" w:color="C8102E" w:sz="8" w:space="2"/>
+          <w:bottom w:val="single" w:color="1B2A4A" w:sz="6" w:space="2"/>
         </w:pBdr>
-        <w:spacing w:after="100" w:before="280"/>
-      </w:pPr>
-      <w:r>
-        <w:rPr>
-          <w:rFonts w:ascii="Calibri" w:cs="Calibri" w:eastAsia="Calibri" w:hAnsi="Calibri"/>
-          <w:b/>
-          <w:bCs/>
-          <w:color w:val="1F4E9E"/>
-          <w:sz w:val="26"/>
-          <w:szCs w:val="26"/>
+        <w:spacing w:after="80" w:before="200"/>
+      </w:pPr>
+      <w:r>
+        <w:rPr>
+          <w:rFonts w:ascii="Calibri" w:cs="Calibri" w:eastAsia="Calibri" w:hAnsi="Calibri"/>
+          <w:b/>
+          <w:bCs/>
+          <w:color w:val="1B2A4A"/>
+          <w:spacing w:val="20"/>
+          <w:sz w:val="23"/>
+          <w:szCs w:val="23"/>
         </w:rPr>
         <w:t xml:space="preserve">ADDITIONAL INFORMATION</w:t>
       </w:r>
     </w:p>
     <w:p>
       <w:pPr>
-        <w:spacing w:after="60"/>
-      </w:pPr>
-      <w:r>
-        <w:rPr>
-          <w:rFonts w:ascii="Calibri" w:cs="Calibri" w:eastAsia="Calibri" w:hAnsi="Calibri"/>
-          <w:b/>
-          <w:bCs/>
-          <w:sz w:val="24"/>
-          <w:szCs w:val="24"/>
+        <w:spacing w:after="20"/>
+      </w:pPr>
+      <w:r>
+        <w:rPr>
+          <w:rFonts w:ascii="Calibri" w:cs="Calibri" w:eastAsia="Calibri" w:hAnsi="Calibri"/>
+          <w:b/>
+          <w:bCs/>
+          <w:sz w:val="21"/>
+          <w:szCs w:val="21"/>
         </w:rPr>
         <w:t xml:space="preserve">Languages: </w:t>
       </w:r>
       <w:r>
         <w:rPr>
           <w:rFonts w:ascii="Calibri" w:cs="Calibri" w:eastAsia="Calibri" w:hAnsi="Calibri"/>
-          <w:sz w:val="24"/>
-          <w:szCs w:val="24"/>
-        </w:rPr>
-        <w:t xml:space="preserve">English, Kryptonian</w:t>
-      </w:r>
-    </w:p>
-    <w:p>
-      <w:pPr>
-        <w:spacing w:after="60"/>
-      </w:pPr>
-      <w:r>
-        <w:rPr>
-          <w:rFonts w:ascii="Calibri" w:cs="Calibri" w:eastAsia="Calibri" w:hAnsi="Calibri"/>
-          <w:b/>
-          <w:bCs/>
-          <w:sz w:val="24"/>
-          <w:szCs w:val="24"/>
-        </w:rPr>
-        <w:t xml:space="preserve">Weakness: </w:t>
-      </w:r>
-      <w:r>
-        <w:rPr>
-          <w:rFonts w:ascii="Calibri" w:cs="Calibri" w:eastAsia="Calibri" w:hAnsi="Calibri"/>
-          <w:sz w:val="24"/>
-          <w:szCs w:val="24"/>
-        </w:rPr>
-        <w:t xml:space="preserve">Kryptonite 😄</w:t>
-      </w:r>
-    </w:p>
-    <w:p>
-      <w:pPr>
-        <w:pBdr>
-          <w:top w:val="single" w:color="1F4E9E" w:sz="12" w:space="6"/>
-          <w:bottom w:val="single" w:color="1F4E9E" w:sz="12" w:space="6"/>
-        </w:pBdr>
-        <w:spacing w:before="360"/>
-        <w:jc w:val="center"/>
-      </w:pPr>
-      <w:r>
-        <w:rPr>
-          <w:rFonts w:ascii="Calibri" w:cs="Calibri" w:eastAsia="Calibri" w:hAnsi="Calibri"/>
-          <w:b/>
-          <w:bCs/>
-          <w:color w:val="C8102E"/>
-          <w:sz w:val="26"/>
-          <w:szCs w:val="26"/>
-        </w:rPr>
-        <w:t xml:space="preserve">Why hire him? </w:t>
-      </w:r>
-      <w:r>
-        <w:rPr>
-          <w:rFonts w:ascii="Calibri" w:cs="Calibri" w:eastAsia="Calibri" w:hAnsi="Calibri"/>
-          <w:i/>
-          <w:iCs/>
-          <w:color w:val="1F4E9E"/>
-          <w:sz w:val="26"/>
-          <w:szCs w:val="26"/>
-        </w:rPr>
-        <w:t xml:space="preserve">Superman is strong, fast and honest. He never misses a deadline!</w:t>
+          <w:sz w:val="21"/>
+          <w:szCs w:val="21"/>
+        </w:rPr>
+        <w:t xml:space="preserve">English (Native), Kryptonian (Native), multiple Earth languages (Conversational)</w:t>
+      </w:r>
+    </w:p>
+    <w:p>
+      <w:pPr>
+        <w:spacing w:after="20"/>
+      </w:pPr>
+      <w:r>
+        <w:rPr>
+          <w:rFonts w:ascii="Calibri" w:cs="Calibri" w:eastAsia="Calibri" w:hAnsi="Calibri"/>
+          <w:b/>
+          <w:bCs/>
+          <w:sz w:val="21"/>
+          <w:szCs w:val="21"/>
+        </w:rPr>
+        <w:t xml:space="preserve">Special abilities: </w:t>
+      </w:r>
+      <w:r>
+        <w:rPr>
+          <w:rFonts w:ascii="Calibri" w:cs="Calibri" w:eastAsia="Calibri" w:hAnsi="Calibri"/>
+          <w:sz w:val="21"/>
+          <w:szCs w:val="21"/>
+        </w:rPr>
+        <w:t xml:space="preserve">Flight, super strength, super speed, X-ray and heat vision</w:t>
+      </w:r>
+    </w:p>
+    <w:p>
+      <w:pPr>
+        <w:spacing w:after="20"/>
+      </w:pPr>
+      <w:r>
+        <w:rPr>
+          <w:rFonts w:ascii="Calibri" w:cs="Calibri" w:eastAsia="Calibri" w:hAnsi="Calibri"/>
+          <w:b/>
+          <w:bCs/>
+          <w:sz w:val="21"/>
+          <w:szCs w:val="21"/>
+        </w:rPr>
+        <w:t xml:space="preserve">Work requirement: </w:t>
+      </w:r>
+      <w:r>
+        <w:rPr>
+          <w:rFonts w:ascii="Calibri" w:cs="Calibri" w:eastAsia="Calibri" w:hAnsi="Calibri"/>
+          <w:sz w:val="21"/>
+          <w:szCs w:val="21"/>
+        </w:rPr>
+        <w:t xml:space="preserve">A Kryptonite-free workplace</w:t>
+      </w:r>
+    </w:p>
+    <w:p>
+      <w:pPr>
+        <w:spacing w:after="20"/>
+      </w:pPr>
+      <w:r>
+        <w:rPr>
+          <w:rFonts w:ascii="Calibri" w:cs="Calibri" w:eastAsia="Calibri" w:hAnsi="Calibri"/>
+          <w:b/>
+          <w:bCs/>
+          <w:sz w:val="21"/>
+          <w:szCs w:val="21"/>
+        </w:rPr>
+        <w:t xml:space="preserve">References: </w:t>
+      </w:r>
+      <w:r>
+        <w:rPr>
+          <w:rFonts w:ascii="Calibri" w:cs="Calibri" w:eastAsia="Calibri" w:hAnsi="Calibri"/>
+          <w:sz w:val="21"/>
+          <w:szCs w:val="21"/>
+        </w:rPr>
+        <w:t xml:space="preserve">Lois Lane (The Daily Planet), Bruce Wayne (Wayne Enterprises). Available on request.</w:t>
       </w:r>
     </w:p>
     <w:sectPr>
       <w:pgSz w:w="11906" w:h="16838" w:orient="portrait"/>
-      <w:pgMar w:top="1000" w:right="1134" w:bottom="1000" w:left="1134" w:header="708" w:footer="708" w:gutter="0"/>
+      <w:pgMar w:top="850" w:right="1134" w:bottom="850" w:left="1134" w:header="708" w:footer="708" w:gutter="0"/>
       <w:pgNumType/>
       <w:docGrid w:linePitch="360"/>
     </w:sectPr>
@@ -817,7 +1218,7 @@
       <w:lvlText w:val="•"/>
       <w:lvlJc w:val="left"/>
       <w:pPr>
-        <w:ind w:left="400" w:hanging="260"/>
+        <w:ind w:left="360" w:hanging="240"/>
       </w:pPr>
     </w:lvl>
   </w:abstractNum>

--- a/Superman_CV.docx
+++ b/Superman_CV.docx
@@ -16,7 +16,7 @@
           <w:sz w:val="48"/>
           <w:szCs w:val="48"/>
         </w:rPr>
-        <w:t xml:space="preserve">Clark Kent (Superman)</w:t>
+        <w:t xml:space="preserve">Superman</w:t>
       </w:r>
     </w:p>
     <w:p>
@@ -48,7 +48,7 @@
           <w:sz w:val="19"/>
           <w:szCs w:val="19"/>
         </w:rPr>
-        <w:t xml:space="preserve">Metropolis, USA   |   clark.kent@dailyplanet.com   |   +1 (555) 013-8000   |   linkedin.com/in/clarkkent</w:t>
+        <w:t xml:space="preserve">Metropolis, USA   |   superman@dailyplanet.com   |   +1 (555) 013-8000   |   linkedin.com/in/superman</w:t>
       </w:r>
     </w:p>
     <w:p>

--- a/Superman_CV.docx
+++ b/Superman_CV.docx
@@ -48,7 +48,7 @@
           <w:sz w:val="19"/>
           <w:szCs w:val="19"/>
         </w:rPr>
-        <w:t xml:space="preserve">Metropolis, USA   |   superman@dailyplanet.com   |   +1 (555) 013-8000   |   linkedin.com/in/superman</w:t>
+        <w:t xml:space="preserve">Metropolis, USA   |   superman@citynews.com   |   +1 (555) 013-8000   |   linkedin.com/in/superman</w:t>
       </w:r>
     </w:p>
     <w:p>
@@ -56,7 +56,7 @@
         <w:pBdr>
           <w:bottom w:val="single" w:color="111111" w:sz="12" w:space="2"/>
         </w:pBdr>
-        <w:spacing w:after="100" w:before="220"/>
+        <w:spacing w:after="80" w:before="180"/>
       </w:pPr>
       <w:r>
         <w:rPr>
@@ -79,8 +79,8 @@
         <w:rPr>
           <w:rFonts w:ascii="Cambria" w:cs="Cambria" w:eastAsia="Cambria" w:hAnsi="Cambria"/>
           <w:color w:val="111111"/>
-          <w:sz w:val="21"/>
-          <w:szCs w:val="21"/>
+          <w:sz w:val="20"/>
+          <w:szCs w:val="20"/>
         </w:rPr>
         <w:t xml:space="preserve">Crisis response specialist with 85+ years of experience protecting people and cities around the world. Rescued more than 1,000,000 people with a 99% mission success rate. Skilled in emergency response, team leadership and fast decision-making under pressure. Known for complete honesty, strong teamwork and never missing a deadline. Available 24/7 and ready to start immediately.</w:t>
       </w:r>
@@ -90,7 +90,7 @@
         <w:pBdr>
           <w:bottom w:val="single" w:color="111111" w:sz="12" w:space="2"/>
         </w:pBdr>
-        <w:spacing w:after="100" w:before="220"/>
+        <w:spacing w:after="80" w:before="180"/>
       </w:pPr>
       <w:r>
         <w:rPr>
@@ -118,8 +118,8 @@
           <w:b/>
           <w:bCs/>
           <w:color w:val="111111"/>
-          <w:sz w:val="21"/>
-          <w:szCs w:val="21"/>
+          <w:sz w:val="20"/>
+          <w:szCs w:val="20"/>
         </w:rPr>
         <w:t xml:space="preserve">Global Protection Specialist</w:t>
       </w:r>
@@ -127,8 +127,8 @@
         <w:rPr>
           <w:rFonts w:ascii="Cambria" w:cs="Cambria" w:eastAsia="Cambria" w:hAnsi="Cambria"/>
           <w:color w:val="111111"/>
-          <w:sz w:val="21"/>
-          <w:szCs w:val="21"/>
+          <w:sz w:val="20"/>
+          <w:szCs w:val="20"/>
         </w:rPr>
         <w:t xml:space="preserve">	1938/06 – Present</w:t>
       </w:r>
@@ -146,17 +146,17 @@
           <w:i/>
           <w:iCs/>
           <w:color w:val="333333"/>
-          <w:sz w:val="21"/>
-          <w:szCs w:val="21"/>
-        </w:rPr>
-        <w:t xml:space="preserve">Self-employed</w:t>
-      </w:r>
-      <w:r>
-        <w:rPr>
-          <w:rFonts w:ascii="Cambria" w:cs="Cambria" w:eastAsia="Cambria" w:hAnsi="Cambria"/>
-          <w:color w:val="111111"/>
-          <w:sz w:val="21"/>
-          <w:szCs w:val="21"/>
+          <w:sz w:val="20"/>
+          <w:szCs w:val="20"/>
+        </w:rPr>
+        <w:t xml:space="preserve">Freelance</w:t>
+      </w:r>
+      <w:r>
+        <w:rPr>
+          <w:rFonts w:ascii="Cambria" w:cs="Cambria" w:eastAsia="Cambria" w:hAnsi="Cambria"/>
+          <w:color w:val="111111"/>
+          <w:sz w:val="20"/>
+          <w:szCs w:val="20"/>
         </w:rPr>
         <w:t xml:space="preserve">	Metropolis, USA</w:t>
       </w:r>
@@ -174,8 +174,8 @@
         <w:rPr>
           <w:rFonts w:ascii="Cambria" w:cs="Cambria" w:eastAsia="Cambria" w:hAnsi="Cambria"/>
           <w:color w:val="111111"/>
-          <w:sz w:val="21"/>
-          <w:szCs w:val="21"/>
+          <w:sz w:val="20"/>
+          <w:szCs w:val="20"/>
         </w:rPr>
         <w:t xml:space="preserve">Rescued 1,000,000+ people from natural disasters, accidents and attacks.</w:t>
       </w:r>
@@ -193,8 +193,8 @@
         <w:rPr>
           <w:rFonts w:ascii="Cambria" w:cs="Cambria" w:eastAsia="Cambria" w:hAnsi="Cambria"/>
           <w:color w:val="111111"/>
-          <w:sz w:val="21"/>
-          <w:szCs w:val="21"/>
+          <w:sz w:val="20"/>
+          <w:szCs w:val="20"/>
         </w:rPr>
         <w:t xml:space="preserve">Stopped 500+ high-risk threats, including Lex Luthor and General Zod.</w:t>
       </w:r>
@@ -212,8 +212,8 @@
         <w:rPr>
           <w:rFonts w:ascii="Cambria" w:cs="Cambria" w:eastAsia="Cambria" w:hAnsi="Cambria"/>
           <w:color w:val="111111"/>
-          <w:sz w:val="21"/>
-          <w:szCs w:val="21"/>
+          <w:sz w:val="20"/>
+          <w:szCs w:val="20"/>
         </w:rPr>
         <w:t xml:space="preserve">Reduced emergency response time to under 10 seconds.</w:t>
       </w:r>
@@ -231,8 +231,8 @@
           <w:b/>
           <w:bCs/>
           <w:color w:val="111111"/>
-          <w:sz w:val="21"/>
-          <w:szCs w:val="21"/>
+          <w:sz w:val="20"/>
+          <w:szCs w:val="20"/>
         </w:rPr>
         <w:t xml:space="preserve">Founding Member and Team Leader</w:t>
       </w:r>
@@ -240,8 +240,8 @@
         <w:rPr>
           <w:rFonts w:ascii="Cambria" w:cs="Cambria" w:eastAsia="Cambria" w:hAnsi="Cambria"/>
           <w:color w:val="111111"/>
-          <w:sz w:val="21"/>
-          <w:szCs w:val="21"/>
+          <w:sz w:val="20"/>
+          <w:szCs w:val="20"/>
         </w:rPr>
         <w:t xml:space="preserve">	1960/11 – Present</w:t>
       </w:r>
@@ -259,17 +259,17 @@
           <w:i/>
           <w:iCs/>
           <w:color w:val="333333"/>
-          <w:sz w:val="21"/>
-          <w:szCs w:val="21"/>
-        </w:rPr>
-        <w:t xml:space="preserve">Justice League</w:t>
-      </w:r>
-      <w:r>
-        <w:rPr>
-          <w:rFonts w:ascii="Cambria" w:cs="Cambria" w:eastAsia="Cambria" w:hAnsi="Cambria"/>
-          <w:color w:val="111111"/>
-          <w:sz w:val="21"/>
-          <w:szCs w:val="21"/>
+          <w:sz w:val="20"/>
+          <w:szCs w:val="20"/>
+        </w:rPr>
+        <w:t xml:space="preserve">Hero Team</w:t>
+      </w:r>
+      <w:r>
+        <w:rPr>
+          <w:rFonts w:ascii="Cambria" w:cs="Cambria" w:eastAsia="Cambria" w:hAnsi="Cambria"/>
+          <w:color w:val="111111"/>
+          <w:sz w:val="20"/>
+          <w:szCs w:val="20"/>
         </w:rPr>
         <w:t xml:space="preserve">	Worldwide</w:t>
       </w:r>
@@ -287,8 +287,8 @@
         <w:rPr>
           <w:rFonts w:ascii="Cambria" w:cs="Cambria" w:eastAsia="Cambria" w:hAnsi="Cambria"/>
           <w:color w:val="111111"/>
-          <w:sz w:val="21"/>
-          <w:szCs w:val="21"/>
+          <w:sz w:val="20"/>
+          <w:szCs w:val="20"/>
         </w:rPr>
         <w:t xml:space="preserve">Co-founded a 7-member international team with Batman and Wonder Woman.</w:t>
       </w:r>
@@ -306,8 +306,8 @@
         <w:rPr>
           <w:rFonts w:ascii="Cambria" w:cs="Cambria" w:eastAsia="Cambria" w:hAnsi="Cambria"/>
           <w:color w:val="111111"/>
-          <w:sz w:val="21"/>
-          <w:szCs w:val="21"/>
+          <w:sz w:val="20"/>
+          <w:szCs w:val="20"/>
         </w:rPr>
         <w:t xml:space="preserve">Led high-risk missions with a 99% success rate.</w:t>
       </w:r>
@@ -325,8 +325,8 @@
         <w:rPr>
           <w:rFonts w:ascii="Cambria" w:cs="Cambria" w:eastAsia="Cambria" w:hAnsi="Cambria"/>
           <w:color w:val="111111"/>
-          <w:sz w:val="21"/>
-          <w:szCs w:val="21"/>
+          <w:sz w:val="20"/>
+          <w:szCs w:val="20"/>
         </w:rPr>
         <w:t xml:space="preserve">Coordinated with governments during 100+ global emergencies.</w:t>
       </w:r>
@@ -344,8 +344,8 @@
           <w:b/>
           <w:bCs/>
           <w:color w:val="111111"/>
-          <w:sz w:val="21"/>
-          <w:szCs w:val="21"/>
+          <w:sz w:val="20"/>
+          <w:szCs w:val="20"/>
         </w:rPr>
         <w:t xml:space="preserve">Investigative Reporter</w:t>
       </w:r>
@@ -353,8 +353,8 @@
         <w:rPr>
           <w:rFonts w:ascii="Cambria" w:cs="Cambria" w:eastAsia="Cambria" w:hAnsi="Cambria"/>
           <w:color w:val="111111"/>
-          <w:sz w:val="21"/>
-          <w:szCs w:val="21"/>
+          <w:sz w:val="20"/>
+          <w:szCs w:val="20"/>
         </w:rPr>
         <w:t xml:space="preserve">	1938/06 – Present</w:t>
       </w:r>
@@ -372,17 +372,17 @@
           <w:i/>
           <w:iCs/>
           <w:color w:val="333333"/>
-          <w:sz w:val="21"/>
-          <w:szCs w:val="21"/>
-        </w:rPr>
-        <w:t xml:space="preserve">The Daily Planet</w:t>
-      </w:r>
-      <w:r>
-        <w:rPr>
-          <w:rFonts w:ascii="Cambria" w:cs="Cambria" w:eastAsia="Cambria" w:hAnsi="Cambria"/>
-          <w:color w:val="111111"/>
-          <w:sz w:val="21"/>
-          <w:szCs w:val="21"/>
+          <w:sz w:val="20"/>
+          <w:szCs w:val="20"/>
+        </w:rPr>
+        <w:t xml:space="preserve">City News</w:t>
+      </w:r>
+      <w:r>
+        <w:rPr>
+          <w:rFonts w:ascii="Cambria" w:cs="Cambria" w:eastAsia="Cambria" w:hAnsi="Cambria"/>
+          <w:color w:val="111111"/>
+          <w:sz w:val="20"/>
+          <w:szCs w:val="20"/>
         </w:rPr>
         <w:t xml:space="preserve">	Metropolis, USA</w:t>
       </w:r>
@@ -400,8 +400,8 @@
         <w:rPr>
           <w:rFonts w:ascii="Cambria" w:cs="Cambria" w:eastAsia="Cambria" w:hAnsi="Cambria"/>
           <w:color w:val="111111"/>
-          <w:sz w:val="21"/>
-          <w:szCs w:val="21"/>
+          <w:sz w:val="20"/>
+          <w:szCs w:val="20"/>
         </w:rPr>
         <w:t xml:space="preserve">Published 2,000+ articles on public safety, crime and corruption.</w:t>
       </w:r>
@@ -419,10 +419,10 @@
         <w:rPr>
           <w:rFonts w:ascii="Cambria" w:cs="Cambria" w:eastAsia="Cambria" w:hAnsi="Cambria"/>
           <w:color w:val="111111"/>
-          <w:sz w:val="21"/>
-          <w:szCs w:val="21"/>
-        </w:rPr>
-        <w:t xml:space="preserve">Investigated city corruption cases with editor Perry White.</w:t>
+          <w:sz w:val="20"/>
+          <w:szCs w:val="20"/>
+        </w:rPr>
+        <w:t xml:space="preserve">Investigated city corruption cases with the news team.</w:t>
       </w:r>
     </w:p>
     <w:p>
@@ -438,8 +438,8 @@
         <w:rPr>
           <w:rFonts w:ascii="Cambria" w:cs="Cambria" w:eastAsia="Cambria" w:hAnsi="Cambria"/>
           <w:color w:val="111111"/>
-          <w:sz w:val="21"/>
-          <w:szCs w:val="21"/>
+          <w:sz w:val="20"/>
+          <w:szCs w:val="20"/>
         </w:rPr>
         <w:t xml:space="preserve">Met 100% of daily deadlines while working two full-time jobs.</w:t>
       </w:r>
@@ -457,8 +457,8 @@
           <w:b/>
           <w:bCs/>
           <w:color w:val="111111"/>
-          <w:sz w:val="21"/>
-          <w:szCs w:val="21"/>
+          <w:sz w:val="20"/>
+          <w:szCs w:val="20"/>
         </w:rPr>
         <w:t xml:space="preserve">Community Rescue Volunteer</w:t>
       </w:r>
@@ -466,8 +466,8 @@
         <w:rPr>
           <w:rFonts w:ascii="Cambria" w:cs="Cambria" w:eastAsia="Cambria" w:hAnsi="Cambria"/>
           <w:color w:val="111111"/>
-          <w:sz w:val="21"/>
-          <w:szCs w:val="21"/>
+          <w:sz w:val="20"/>
+          <w:szCs w:val="20"/>
         </w:rPr>
         <w:t xml:space="preserve">	1930/06 – 1934/08</w:t>
       </w:r>
@@ -485,19 +485,19 @@
           <w:i/>
           <w:iCs/>
           <w:color w:val="333333"/>
-          <w:sz w:val="21"/>
-          <w:szCs w:val="21"/>
-        </w:rPr>
-        <w:t xml:space="preserve">Smallville Community</w:t>
-      </w:r>
-      <w:r>
-        <w:rPr>
-          <w:rFonts w:ascii="Cambria" w:cs="Cambria" w:eastAsia="Cambria" w:hAnsi="Cambria"/>
-          <w:color w:val="111111"/>
-          <w:sz w:val="21"/>
-          <w:szCs w:val="21"/>
-        </w:rPr>
-        <w:t xml:space="preserve">	Smallville, Kansas</w:t>
+          <w:sz w:val="20"/>
+          <w:szCs w:val="20"/>
+        </w:rPr>
+        <w:t xml:space="preserve">Town Volunteers</w:t>
+      </w:r>
+      <w:r>
+        <w:rPr>
+          <w:rFonts w:ascii="Cambria" w:cs="Cambria" w:eastAsia="Cambria" w:hAnsi="Cambria"/>
+          <w:color w:val="111111"/>
+          <w:sz w:val="20"/>
+          <w:szCs w:val="20"/>
+        </w:rPr>
+        <w:t xml:space="preserve">	Smallville, USA</w:t>
       </w:r>
     </w:p>
     <w:p>
@@ -513,8 +513,8 @@
         <w:rPr>
           <w:rFonts w:ascii="Cambria" w:cs="Cambria" w:eastAsia="Cambria" w:hAnsi="Cambria"/>
           <w:color w:val="111111"/>
-          <w:sz w:val="21"/>
-          <w:szCs w:val="21"/>
+          <w:sz w:val="20"/>
+          <w:szCs w:val="20"/>
         </w:rPr>
         <w:t xml:space="preserve">Helped 100+ families during floods, fires and storms.</w:t>
       </w:r>
@@ -532,8 +532,8 @@
         <w:rPr>
           <w:rFonts w:ascii="Cambria" w:cs="Cambria" w:eastAsia="Cambria" w:hAnsi="Cambria"/>
           <w:color w:val="111111"/>
-          <w:sz w:val="21"/>
-          <w:szCs w:val="21"/>
+          <w:sz w:val="20"/>
+          <w:szCs w:val="20"/>
         </w:rPr>
         <w:t xml:space="preserve">Supported local farms with harvest work and emergency repairs.</w:t>
       </w:r>
@@ -543,7 +543,7 @@
         <w:pBdr>
           <w:bottom w:val="single" w:color="111111" w:sz="12" w:space="2"/>
         </w:pBdr>
-        <w:spacing w:after="100" w:before="220"/>
+        <w:spacing w:after="80" w:before="180"/>
       </w:pPr>
       <w:r>
         <w:rPr>
@@ -571,8 +571,8 @@
           <w:b/>
           <w:bCs/>
           <w:color w:val="111111"/>
-          <w:sz w:val="21"/>
-          <w:szCs w:val="21"/>
+          <w:sz w:val="20"/>
+          <w:szCs w:val="20"/>
         </w:rPr>
         <w:t xml:space="preserve">Bachelor of Arts in Journalism</w:t>
       </w:r>
@@ -580,8 +580,8 @@
         <w:rPr>
           <w:rFonts w:ascii="Cambria" w:cs="Cambria" w:eastAsia="Cambria" w:hAnsi="Cambria"/>
           <w:color w:val="111111"/>
-          <w:sz w:val="21"/>
-          <w:szCs w:val="21"/>
+          <w:sz w:val="20"/>
+          <w:szCs w:val="20"/>
         </w:rPr>
         <w:t xml:space="preserve">	1934 – 1938</w:t>
       </w:r>
@@ -599,17 +599,17 @@
           <w:i/>
           <w:iCs/>
           <w:color w:val="333333"/>
-          <w:sz w:val="21"/>
-          <w:szCs w:val="21"/>
-        </w:rPr>
-        <w:t xml:space="preserve">Metropolis University</w:t>
-      </w:r>
-      <w:r>
-        <w:rPr>
-          <w:rFonts w:ascii="Cambria" w:cs="Cambria" w:eastAsia="Cambria" w:hAnsi="Cambria"/>
-          <w:color w:val="111111"/>
-          <w:sz w:val="21"/>
-          <w:szCs w:val="21"/>
+          <w:sz w:val="20"/>
+          <w:szCs w:val="20"/>
+        </w:rPr>
+        <w:t xml:space="preserve">City University</w:t>
+      </w:r>
+      <w:r>
+        <w:rPr>
+          <w:rFonts w:ascii="Cambria" w:cs="Cambria" w:eastAsia="Cambria" w:hAnsi="Cambria"/>
+          <w:color w:val="111111"/>
+          <w:sz w:val="20"/>
+          <w:szCs w:val="20"/>
         </w:rPr>
         <w:t xml:space="preserve">	Metropolis, USA</w:t>
       </w:r>
@@ -619,7 +619,7 @@
         <w:pBdr>
           <w:bottom w:val="single" w:color="111111" w:sz="12" w:space="2"/>
         </w:pBdr>
-        <w:spacing w:after="100" w:before="220"/>
+        <w:spacing w:after="80" w:before="180"/>
       </w:pPr>
       <w:r>
         <w:rPr>
@@ -657,14 +657,14 @@
         <w:tabs>
           <w:tab w:val="left" w:pos="4873"/>
         </w:tabs>
-        <w:spacing w:after="50"/>
-      </w:pPr>
-      <w:r>
-        <w:rPr>
-          <w:rFonts w:ascii="Cambria" w:cs="Cambria" w:eastAsia="Cambria" w:hAnsi="Cambria"/>
-          <w:color w:val="111111"/>
-          <w:sz w:val="21"/>
-          <w:szCs w:val="21"/>
+        <w:spacing w:after="30"/>
+      </w:pPr>
+      <w:r>
+        <w:rPr>
+          <w:rFonts w:ascii="Cambria" w:cs="Cambria" w:eastAsia="Cambria" w:hAnsi="Cambria"/>
+          <w:color w:val="111111"/>
+          <w:sz w:val="20"/>
+          <w:szCs w:val="20"/>
         </w:rPr>
         <w:t xml:space="preserve">•  Emergency Rescue Operations</w:t>
       </w:r>
@@ -672,8 +672,8 @@
         <w:rPr>
           <w:rFonts w:ascii="Cambria" w:cs="Cambria" w:eastAsia="Cambria" w:hAnsi="Cambria"/>
           <w:color w:val="111111"/>
-          <w:sz w:val="21"/>
-          <w:szCs w:val="21"/>
+          <w:sz w:val="20"/>
+          <w:szCs w:val="20"/>
         </w:rPr>
         <w:t xml:space="preserve">	•  Risk Assessment</w:t>
       </w:r>
@@ -683,14 +683,14 @@
         <w:tabs>
           <w:tab w:val="left" w:pos="4873"/>
         </w:tabs>
-        <w:spacing w:after="50"/>
-      </w:pPr>
-      <w:r>
-        <w:rPr>
-          <w:rFonts w:ascii="Cambria" w:cs="Cambria" w:eastAsia="Cambria" w:hAnsi="Cambria"/>
-          <w:color w:val="111111"/>
-          <w:sz w:val="21"/>
-          <w:szCs w:val="21"/>
+        <w:spacing w:after="30"/>
+      </w:pPr>
+      <w:r>
+        <w:rPr>
+          <w:rFonts w:ascii="Cambria" w:cs="Cambria" w:eastAsia="Cambria" w:hAnsi="Cambria"/>
+          <w:color w:val="111111"/>
+          <w:sz w:val="20"/>
+          <w:szCs w:val="20"/>
         </w:rPr>
         <w:t xml:space="preserve">•  Investigative Research</w:t>
       </w:r>
@@ -698,8 +698,8 @@
         <w:rPr>
           <w:rFonts w:ascii="Cambria" w:cs="Cambria" w:eastAsia="Cambria" w:hAnsi="Cambria"/>
           <w:color w:val="111111"/>
-          <w:sz w:val="21"/>
-          <w:szCs w:val="21"/>
+          <w:sz w:val="20"/>
+          <w:szCs w:val="20"/>
         </w:rPr>
         <w:t xml:space="preserve">	•  Copywriting and Copyediting</w:t>
       </w:r>
@@ -709,14 +709,14 @@
         <w:tabs>
           <w:tab w:val="left" w:pos="4873"/>
         </w:tabs>
-        <w:spacing w:after="50"/>
-      </w:pPr>
-      <w:r>
-        <w:rPr>
-          <w:rFonts w:ascii="Cambria" w:cs="Cambria" w:eastAsia="Cambria" w:hAnsi="Cambria"/>
-          <w:color w:val="111111"/>
-          <w:sz w:val="21"/>
-          <w:szCs w:val="21"/>
+        <w:spacing w:after="30"/>
+      </w:pPr>
+      <w:r>
+        <w:rPr>
+          <w:rFonts w:ascii="Cambria" w:cs="Cambria" w:eastAsia="Cambria" w:hAnsi="Cambria"/>
+          <w:color w:val="111111"/>
+          <w:sz w:val="20"/>
+          <w:szCs w:val="20"/>
         </w:rPr>
         <w:t xml:space="preserve">•  Proofreading</w:t>
       </w:r>
@@ -724,8 +724,8 @@
         <w:rPr>
           <w:rFonts w:ascii="Cambria" w:cs="Cambria" w:eastAsia="Cambria" w:hAnsi="Cambria"/>
           <w:color w:val="111111"/>
-          <w:sz w:val="21"/>
-          <w:szCs w:val="21"/>
+          <w:sz w:val="20"/>
+          <w:szCs w:val="20"/>
         </w:rPr>
         <w:t xml:space="preserve">	•  Flight and Super Strength</w:t>
       </w:r>
@@ -753,14 +753,14 @@
         <w:tabs>
           <w:tab w:val="left" w:pos="4873"/>
         </w:tabs>
-        <w:spacing w:after="50"/>
-      </w:pPr>
-      <w:r>
-        <w:rPr>
-          <w:rFonts w:ascii="Cambria" w:cs="Cambria" w:eastAsia="Cambria" w:hAnsi="Cambria"/>
-          <w:color w:val="111111"/>
-          <w:sz w:val="21"/>
-          <w:szCs w:val="21"/>
+        <w:spacing w:after="30"/>
+      </w:pPr>
+      <w:r>
+        <w:rPr>
+          <w:rFonts w:ascii="Cambria" w:cs="Cambria" w:eastAsia="Cambria" w:hAnsi="Cambria"/>
+          <w:color w:val="111111"/>
+          <w:sz w:val="20"/>
+          <w:szCs w:val="20"/>
         </w:rPr>
         <w:t xml:space="preserve">•  Communication</w:t>
       </w:r>
@@ -768,8 +768,8 @@
         <w:rPr>
           <w:rFonts w:ascii="Cambria" w:cs="Cambria" w:eastAsia="Cambria" w:hAnsi="Cambria"/>
           <w:color w:val="111111"/>
-          <w:sz w:val="21"/>
-          <w:szCs w:val="21"/>
+          <w:sz w:val="20"/>
+          <w:szCs w:val="20"/>
         </w:rPr>
         <w:t xml:space="preserve">	•  Leadership</w:t>
       </w:r>
@@ -779,14 +779,14 @@
         <w:tabs>
           <w:tab w:val="left" w:pos="4873"/>
         </w:tabs>
-        <w:spacing w:after="50"/>
-      </w:pPr>
-      <w:r>
-        <w:rPr>
-          <w:rFonts w:ascii="Cambria" w:cs="Cambria" w:eastAsia="Cambria" w:hAnsi="Cambria"/>
-          <w:color w:val="111111"/>
-          <w:sz w:val="21"/>
-          <w:szCs w:val="21"/>
+        <w:spacing w:after="30"/>
+      </w:pPr>
+      <w:r>
+        <w:rPr>
+          <w:rFonts w:ascii="Cambria" w:cs="Cambria" w:eastAsia="Cambria" w:hAnsi="Cambria"/>
+          <w:color w:val="111111"/>
+          <w:sz w:val="20"/>
+          <w:szCs w:val="20"/>
         </w:rPr>
         <w:t xml:space="preserve">•  Teamwork</w:t>
       </w:r>
@@ -794,8 +794,8 @@
         <w:rPr>
           <w:rFonts w:ascii="Cambria" w:cs="Cambria" w:eastAsia="Cambria" w:hAnsi="Cambria"/>
           <w:color w:val="111111"/>
-          <w:sz w:val="21"/>
-          <w:szCs w:val="21"/>
+          <w:sz w:val="20"/>
+          <w:szCs w:val="20"/>
         </w:rPr>
         <w:t xml:space="preserve">	•  Problem-Solving</w:t>
       </w:r>
@@ -805,14 +805,14 @@
         <w:tabs>
           <w:tab w:val="left" w:pos="4873"/>
         </w:tabs>
-        <w:spacing w:after="50"/>
-      </w:pPr>
-      <w:r>
-        <w:rPr>
-          <w:rFonts w:ascii="Cambria" w:cs="Cambria" w:eastAsia="Cambria" w:hAnsi="Cambria"/>
-          <w:color w:val="111111"/>
-          <w:sz w:val="21"/>
-          <w:szCs w:val="21"/>
+        <w:spacing w:after="30"/>
+      </w:pPr>
+      <w:r>
+        <w:rPr>
+          <w:rFonts w:ascii="Cambria" w:cs="Cambria" w:eastAsia="Cambria" w:hAnsi="Cambria"/>
+          <w:color w:val="111111"/>
+          <w:sz w:val="20"/>
+          <w:szCs w:val="20"/>
         </w:rPr>
         <w:t xml:space="preserve">•  Decision-Making</w:t>
       </w:r>
@@ -820,8 +820,8 @@
         <w:rPr>
           <w:rFonts w:ascii="Cambria" w:cs="Cambria" w:eastAsia="Cambria" w:hAnsi="Cambria"/>
           <w:color w:val="111111"/>
-          <w:sz w:val="21"/>
-          <w:szCs w:val="21"/>
+          <w:sz w:val="20"/>
+          <w:szCs w:val="20"/>
         </w:rPr>
         <w:t xml:space="preserve">	•  Time Management</w:t>
       </w:r>
@@ -831,7 +831,7 @@
         <w:pBdr>
           <w:bottom w:val="single" w:color="111111" w:sz="12" w:space="2"/>
         </w:pBdr>
-        <w:spacing w:after="100" w:before="220"/>
+        <w:spacing w:after="80" w:before="180"/>
       </w:pPr>
       <w:r>
         <w:rPr>
@@ -851,14 +851,14 @@
         <w:tabs>
           <w:tab w:val="left" w:pos="4873"/>
         </w:tabs>
-        <w:spacing w:after="50"/>
-      </w:pPr>
-      <w:r>
-        <w:rPr>
-          <w:rFonts w:ascii="Cambria" w:cs="Cambria" w:eastAsia="Cambria" w:hAnsi="Cambria"/>
-          <w:color w:val="111111"/>
-          <w:sz w:val="21"/>
-          <w:szCs w:val="21"/>
+        <w:spacing w:after="30"/>
+      </w:pPr>
+      <w:r>
+        <w:rPr>
+          <w:rFonts w:ascii="Cambria" w:cs="Cambria" w:eastAsia="Cambria" w:hAnsi="Cambria"/>
+          <w:color w:val="111111"/>
+          <w:sz w:val="20"/>
+          <w:szCs w:val="20"/>
         </w:rPr>
         <w:t xml:space="preserve">•  Emergency First Aid and Rescue (1939)</w:t>
       </w:r>
@@ -866,8 +866,8 @@
         <w:rPr>
           <w:rFonts w:ascii="Cambria" w:cs="Cambria" w:eastAsia="Cambria" w:hAnsi="Cambria"/>
           <w:color w:val="111111"/>
-          <w:sz w:val="21"/>
-          <w:szCs w:val="21"/>
+          <w:sz w:val="20"/>
+          <w:szCs w:val="20"/>
         </w:rPr>
         <w:t xml:space="preserve">	•  Advanced Flight Safety (1940)</w:t>
       </w:r>
@@ -877,14 +877,14 @@
         <w:tabs>
           <w:tab w:val="left" w:pos="4873"/>
         </w:tabs>
-        <w:spacing w:after="50"/>
-      </w:pPr>
-      <w:r>
-        <w:rPr>
-          <w:rFonts w:ascii="Cambria" w:cs="Cambria" w:eastAsia="Cambria" w:hAnsi="Cambria"/>
-          <w:color w:val="111111"/>
-          <w:sz w:val="21"/>
-          <w:szCs w:val="21"/>
+        <w:spacing w:after="30"/>
+      </w:pPr>
+      <w:r>
+        <w:rPr>
+          <w:rFonts w:ascii="Cambria" w:cs="Cambria" w:eastAsia="Cambria" w:hAnsi="Cambria"/>
+          <w:color w:val="111111"/>
+          <w:sz w:val="20"/>
+          <w:szCs w:val="20"/>
         </w:rPr>
         <w:t xml:space="preserve">•  Crisis Leadership Program (1961)</w:t>
       </w:r>
@@ -892,10 +892,10 @@
         <w:rPr>
           <w:rFonts w:ascii="Cambria" w:cs="Cambria" w:eastAsia="Cambria" w:hAnsi="Cambria"/>
           <w:color w:val="111111"/>
-          <w:sz w:val="21"/>
-          <w:szCs w:val="21"/>
-        </w:rPr>
-        <w:t xml:space="preserve">	•  Key to the City of Metropolis (Award)</w:t>
+          <w:sz w:val="20"/>
+          <w:szCs w:val="20"/>
+        </w:rPr>
+        <w:t xml:space="preserve">	•  Key to the City (Award)</w:t>
       </w:r>
     </w:p>
     <w:p>
@@ -903,7 +903,7 @@
         <w:pBdr>
           <w:bottom w:val="single" w:color="111111" w:sz="12" w:space="2"/>
         </w:pBdr>
-        <w:spacing w:after="100" w:before="220"/>
+        <w:spacing w:after="80" w:before="180"/>
       </w:pPr>
       <w:r>
         <w:rPr>
@@ -923,14 +923,14 @@
         <w:tabs>
           <w:tab w:val="left" w:pos="4873"/>
         </w:tabs>
-        <w:spacing w:after="50"/>
-      </w:pPr>
-      <w:r>
-        <w:rPr>
-          <w:rFonts w:ascii="Cambria" w:cs="Cambria" w:eastAsia="Cambria" w:hAnsi="Cambria"/>
-          <w:color w:val="111111"/>
-          <w:sz w:val="21"/>
-          <w:szCs w:val="21"/>
+        <w:spacing w:after="30"/>
+      </w:pPr>
+      <w:r>
+        <w:rPr>
+          <w:rFonts w:ascii="Cambria" w:cs="Cambria" w:eastAsia="Cambria" w:hAnsi="Cambria"/>
+          <w:color w:val="111111"/>
+          <w:sz w:val="20"/>
+          <w:szCs w:val="20"/>
         </w:rPr>
         <w:t xml:space="preserve">•  English (Native)</w:t>
       </w:r>
@@ -938,15 +938,15 @@
         <w:rPr>
           <w:rFonts w:ascii="Cambria" w:cs="Cambria" w:eastAsia="Cambria" w:hAnsi="Cambria"/>
           <w:color w:val="111111"/>
-          <w:sz w:val="21"/>
-          <w:szCs w:val="21"/>
+          <w:sz w:val="20"/>
+          <w:szCs w:val="20"/>
         </w:rPr>
         <w:t xml:space="preserve">	•  Kryptonian (Native)</w:t>
       </w:r>
     </w:p>
     <w:sectPr>
       <w:pgSz w:w="11906" w:h="16838" w:orient="portrait"/>
-      <w:pgMar w:top="900" w:right="1080" w:bottom="800" w:left="1080" w:header="708" w:footer="708" w:gutter="0"/>
+      <w:pgMar w:top="800" w:right="1080" w:bottom="700" w:left="1080" w:header="708" w:footer="708" w:gutter="0"/>
       <w:pgNumType/>
       <w:docGrid w:linePitch="360"/>
     </w:sectPr>

--- a/Superman_CV.docx
+++ b/Superman_CV.docx
@@ -33,7 +33,7 @@
           <w:sz w:val="26"/>
           <w:szCs w:val="26"/>
         </w:rPr>
-        <w:t xml:space="preserve">Global Rescue and Crisis Response Specialist</w:t>
+        <w:t xml:space="preserve">Rescue and Safety Expert</w:t>
       </w:r>
     </w:p>
     <w:p>
@@ -82,7 +82,7 @@
           <w:sz w:val="20"/>
           <w:szCs w:val="20"/>
         </w:rPr>
-        <w:t xml:space="preserve">Crisis response specialist with 85+ years of experience protecting people and cities around the world. Rescued more than 1,000,000 people with a 99% mission success rate. Skilled in emergency response, team leadership and fast decision-making under pressure. Known for complete honesty, strong teamwork and never missing a deadline. Available 24/7 and ready to start immediately.</w:t>
+        <w:t xml:space="preserve">Rescue expert with 85+ years of experience. Saved more than 1,000,000 people with a 99% success rate. Good at helping people, leading teams and making fast decisions. Honest, strong and always on time. Ready to work 24/7 and start now.</w:t>
       </w:r>
     </w:p>
     <w:p>
@@ -121,7 +121,7 @@
           <w:sz w:val="20"/>
           <w:szCs w:val="20"/>
         </w:rPr>
-        <w:t xml:space="preserve">Global Protection Specialist</w:t>
+        <w:t xml:space="preserve">Rescue Expert</w:t>
       </w:r>
       <w:r>
         <w:rPr>
@@ -177,7 +177,7 @@
           <w:sz w:val="20"/>
           <w:szCs w:val="20"/>
         </w:rPr>
-        <w:t xml:space="preserve">Rescued 1,000,000+ people from natural disasters, accidents and attacks.</w:t>
+        <w:t xml:space="preserve">Saved 1,000,000+ people from fires, floods and accidents.</w:t>
       </w:r>
     </w:p>
     <w:p>
@@ -196,7 +196,7 @@
           <w:sz w:val="20"/>
           <w:szCs w:val="20"/>
         </w:rPr>
-        <w:t xml:space="preserve">Stopped 500+ high-risk threats, including Lex Luthor and General Zod.</w:t>
+        <w:t xml:space="preserve">Stopped 500+ villains, like Lex Luthor.</w:t>
       </w:r>
     </w:p>
     <w:p>
@@ -215,7 +215,7 @@
           <w:sz w:val="20"/>
           <w:szCs w:val="20"/>
         </w:rPr>
-        <w:t xml:space="preserve">Reduced emergency response time to under 10 seconds.</w:t>
+        <w:t xml:space="preserve">Reached people in less than 10 seconds.</w:t>
       </w:r>
     </w:p>
     <w:p>
@@ -234,7 +234,7 @@
           <w:sz w:val="20"/>
           <w:szCs w:val="20"/>
         </w:rPr>
-        <w:t xml:space="preserve">Founding Member and Team Leader</w:t>
+        <w:t xml:space="preserve">Team Leader</w:t>
       </w:r>
       <w:r>
         <w:rPr>
@@ -290,7 +290,7 @@
           <w:sz w:val="20"/>
           <w:szCs w:val="20"/>
         </w:rPr>
-        <w:t xml:space="preserve">Co-founded a 7-member international team with Batman and Wonder Woman.</w:t>
+        <w:t xml:space="preserve">Started a team of 7 heroes with Batman and Wonder Woman.</w:t>
       </w:r>
     </w:p>
     <w:p>
@@ -309,7 +309,7 @@
           <w:sz w:val="20"/>
           <w:szCs w:val="20"/>
         </w:rPr>
-        <w:t xml:space="preserve">Led high-risk missions with a 99% success rate.</w:t>
+        <w:t xml:space="preserve">Led missions with a 99% success rate.</w:t>
       </w:r>
     </w:p>
     <w:p>
@@ -328,7 +328,7 @@
           <w:sz w:val="20"/>
           <w:szCs w:val="20"/>
         </w:rPr>
-        <w:t xml:space="preserve">Coordinated with governments during 100+ global emergencies.</w:t>
+        <w:t xml:space="preserve">Helped in 100+ big problems around the world.</w:t>
       </w:r>
     </w:p>
     <w:p>
@@ -347,7 +347,7 @@
           <w:sz w:val="20"/>
           <w:szCs w:val="20"/>
         </w:rPr>
-        <w:t xml:space="preserve">Investigative Reporter</w:t>
+        <w:t xml:space="preserve">News Reporter</w:t>
       </w:r>
       <w:r>
         <w:rPr>
@@ -403,7 +403,7 @@
           <w:sz w:val="20"/>
           <w:szCs w:val="20"/>
         </w:rPr>
-        <w:t xml:space="preserve">Published 2,000+ articles on public safety, crime and corruption.</w:t>
+        <w:t xml:space="preserve">Wrote 2,000+ news stories.</w:t>
       </w:r>
     </w:p>
     <w:p>
@@ -422,7 +422,7 @@
           <w:sz w:val="20"/>
           <w:szCs w:val="20"/>
         </w:rPr>
-        <w:t xml:space="preserve">Investigated city corruption cases with the news team.</w:t>
+        <w:t xml:space="preserve">Found and reported crimes in the city.</w:t>
       </w:r>
     </w:p>
     <w:p>
@@ -441,7 +441,7 @@
           <w:sz w:val="20"/>
           <w:szCs w:val="20"/>
         </w:rPr>
-        <w:t xml:space="preserve">Met 100% of daily deadlines while working two full-time jobs.</w:t>
+        <w:t xml:space="preserve">Never missed a deadline.</w:t>
       </w:r>
     </w:p>
     <w:p>
@@ -460,7 +460,7 @@
           <w:sz w:val="20"/>
           <w:szCs w:val="20"/>
         </w:rPr>
-        <w:t xml:space="preserve">Community Rescue Volunteer</w:t>
+        <w:t xml:space="preserve">Volunteer</w:t>
       </w:r>
       <w:r>
         <w:rPr>
@@ -516,7 +516,7 @@
           <w:sz w:val="20"/>
           <w:szCs w:val="20"/>
         </w:rPr>
-        <w:t xml:space="preserve">Helped 100+ families during floods, fires and storms.</w:t>
+        <w:t xml:space="preserve">Helped 100+ families in floods and storms.</w:t>
       </w:r>
     </w:p>
     <w:p>
@@ -535,7 +535,7 @@
           <w:sz w:val="20"/>
           <w:szCs w:val="20"/>
         </w:rPr>
-        <w:t xml:space="preserve">Supported local farms with harvest work and emergency repairs.</w:t>
+        <w:t xml:space="preserve">Helped local farms with their work.</w:t>
       </w:r>
     </w:p>
     <w:p>
@@ -574,7 +574,7 @@
           <w:sz w:val="20"/>
           <w:szCs w:val="20"/>
         </w:rPr>
-        <w:t xml:space="preserve">Bachelor of Arts in Journalism</w:t>
+        <w:t xml:space="preserve">Bachelor's Degree in Media</w:t>
       </w:r>
       <w:r>
         <w:rPr>
@@ -666,16 +666,16 @@
           <w:sz w:val="20"/>
           <w:szCs w:val="20"/>
         </w:rPr>
-        <w:t xml:space="preserve">•  Emergency Rescue Operations</w:t>
-      </w:r>
-      <w:r>
-        <w:rPr>
-          <w:rFonts w:ascii="Cambria" w:cs="Cambria" w:eastAsia="Cambria" w:hAnsi="Cambria"/>
-          <w:color w:val="111111"/>
-          <w:sz w:val="20"/>
-          <w:szCs w:val="20"/>
-        </w:rPr>
-        <w:t xml:space="preserve">	•  Risk Assessment</w:t>
+        <w:t xml:space="preserve">•  Rescue</w:t>
+      </w:r>
+      <w:r>
+        <w:rPr>
+          <w:rFonts w:ascii="Cambria" w:cs="Cambria" w:eastAsia="Cambria" w:hAnsi="Cambria"/>
+          <w:color w:val="111111"/>
+          <w:sz w:val="20"/>
+          <w:szCs w:val="20"/>
+        </w:rPr>
+        <w:t xml:space="preserve">	•  First Aid</w:t>
       </w:r>
     </w:p>
     <w:p>
@@ -692,16 +692,16 @@
           <w:sz w:val="20"/>
           <w:szCs w:val="20"/>
         </w:rPr>
-        <w:t xml:space="preserve">•  Investigative Research</w:t>
-      </w:r>
-      <w:r>
-        <w:rPr>
-          <w:rFonts w:ascii="Cambria" w:cs="Cambria" w:eastAsia="Cambria" w:hAnsi="Cambria"/>
-          <w:color w:val="111111"/>
-          <w:sz w:val="20"/>
-          <w:szCs w:val="20"/>
-        </w:rPr>
-        <w:t xml:space="preserve">	•  Copywriting and Copyediting</w:t>
+        <w:t xml:space="preserve">•  Flying</w:t>
+      </w:r>
+      <w:r>
+        <w:rPr>
+          <w:rFonts w:ascii="Cambria" w:cs="Cambria" w:eastAsia="Cambria" w:hAnsi="Cambria"/>
+          <w:color w:val="111111"/>
+          <w:sz w:val="20"/>
+          <w:szCs w:val="20"/>
+        </w:rPr>
+        <w:t xml:space="preserve">	•  Super Strength</w:t>
       </w:r>
     </w:p>
     <w:p>
@@ -718,16 +718,16 @@
           <w:sz w:val="20"/>
           <w:szCs w:val="20"/>
         </w:rPr>
-        <w:t xml:space="preserve">•  Proofreading</w:t>
-      </w:r>
-      <w:r>
-        <w:rPr>
-          <w:rFonts w:ascii="Cambria" w:cs="Cambria" w:eastAsia="Cambria" w:hAnsi="Cambria"/>
-          <w:color w:val="111111"/>
-          <w:sz w:val="20"/>
-          <w:szCs w:val="20"/>
-        </w:rPr>
-        <w:t xml:space="preserve">	•  Flight and Super Strength</w:t>
+        <w:t xml:space="preserve">•  Writing</w:t>
+      </w:r>
+      <w:r>
+        <w:rPr>
+          <w:rFonts w:ascii="Cambria" w:cs="Cambria" w:eastAsia="Cambria" w:hAnsi="Cambria"/>
+          <w:color w:val="111111"/>
+          <w:sz w:val="20"/>
+          <w:szCs w:val="20"/>
+        </w:rPr>
+        <w:t xml:space="preserve">	•  Research</w:t>
       </w:r>
     </w:p>
     <w:p>
@@ -814,7 +814,7 @@
           <w:sz w:val="20"/>
           <w:szCs w:val="20"/>
         </w:rPr>
-        <w:t xml:space="preserve">•  Decision-Making</w:t>
+        <w:t xml:space="preserve">•  Fast Decisions</w:t>
       </w:r>
       <w:r>
         <w:rPr>
@@ -860,16 +860,16 @@
           <w:sz w:val="20"/>
           <w:szCs w:val="20"/>
         </w:rPr>
-        <w:t xml:space="preserve">•  Emergency First Aid and Rescue (1939)</w:t>
-      </w:r>
-      <w:r>
-        <w:rPr>
-          <w:rFonts w:ascii="Cambria" w:cs="Cambria" w:eastAsia="Cambria" w:hAnsi="Cambria"/>
-          <w:color w:val="111111"/>
-          <w:sz w:val="20"/>
-          <w:szCs w:val="20"/>
-        </w:rPr>
-        <w:t xml:space="preserve">	•  Advanced Flight Safety (1940)</w:t>
+        <w:t xml:space="preserve">•  First Aid (1939)</w:t>
+      </w:r>
+      <w:r>
+        <w:rPr>
+          <w:rFonts w:ascii="Cambria" w:cs="Cambria" w:eastAsia="Cambria" w:hAnsi="Cambria"/>
+          <w:color w:val="111111"/>
+          <w:sz w:val="20"/>
+          <w:szCs w:val="20"/>
+        </w:rPr>
+        <w:t xml:space="preserve">	•  Safe Flying (1940)</w:t>
       </w:r>
     </w:p>
     <w:p>
@@ -886,7 +886,7 @@
           <w:sz w:val="20"/>
           <w:szCs w:val="20"/>
         </w:rPr>
-        <w:t xml:space="preserve">•  Crisis Leadership Program (1961)</w:t>
+        <w:t xml:space="preserve">•  Team Leadership (1961)</w:t>
       </w:r>
       <w:r>
         <w:rPr>

--- a/Superman_CV.docx
+++ b/Superman_CV.docx
@@ -33,7 +33,7 @@
           <w:sz w:val="26"/>
           <w:szCs w:val="26"/>
         </w:rPr>
-        <w:t xml:space="preserve">Rescue and Safety Expert</w:t>
+        <w:t xml:space="preserve">Global Rescue and Safety Expert</w:t>
       </w:r>
     </w:p>
     <w:p>
@@ -82,7 +82,7 @@
           <w:sz w:val="20"/>
           <w:szCs w:val="20"/>
         </w:rPr>
-        <w:t xml:space="preserve">Rescue expert with 85+ years of experience. Saved more than 1,000,000 people with a 99% success rate. Good at helping people, leading teams and making fast decisions. Honest, strong and always on time. Ready to work 24/7 and start now.</w:t>
+        <w:t xml:space="preserve">Rescue expert with 85+ years of experience helping people and keeping cities safe around the world. Saved more than 1,000,000 people with a 99% success rate. Good at rescue work, leading teams and making fast decisions in hard times. Known for being honest, working well with others and always finishing work on time. Ready to work 24/7 and start right away.</w:t>
       </w:r>
     </w:p>
     <w:p>
@@ -121,7 +121,7 @@
           <w:sz w:val="20"/>
           <w:szCs w:val="20"/>
         </w:rPr>
-        <w:t xml:space="preserve">Rescue Expert</w:t>
+        <w:t xml:space="preserve">Global Rescue Expert</w:t>
       </w:r>
       <w:r>
         <w:rPr>
@@ -177,7 +177,7 @@
           <w:sz w:val="20"/>
           <w:szCs w:val="20"/>
         </w:rPr>
-        <w:t xml:space="preserve">Saved 1,000,000+ people from fires, floods and accidents.</w:t>
+        <w:t xml:space="preserve">Saved 1,000,000+ people from fires, floods, accidents and attacks.</w:t>
       </w:r>
     </w:p>
     <w:p>
@@ -196,7 +196,7 @@
           <w:sz w:val="20"/>
           <w:szCs w:val="20"/>
         </w:rPr>
-        <w:t xml:space="preserve">Stopped 500+ villains, like Lex Luthor.</w:t>
+        <w:t xml:space="preserve">Stopped 500+ dangerous villains, like Lex Luthor and General Zod.</w:t>
       </w:r>
     </w:p>
     <w:p>
@@ -215,7 +215,7 @@
           <w:sz w:val="20"/>
           <w:szCs w:val="20"/>
         </w:rPr>
-        <w:t xml:space="preserve">Reached people in less than 10 seconds.</w:t>
+        <w:t xml:space="preserve">Reached people who needed help in less than 10 seconds.</w:t>
       </w:r>
     </w:p>
     <w:p>
@@ -234,7 +234,7 @@
           <w:sz w:val="20"/>
           <w:szCs w:val="20"/>
         </w:rPr>
-        <w:t xml:space="preserve">Team Leader</w:t>
+        <w:t xml:space="preserve">Team Founder and Leader</w:t>
       </w:r>
       <w:r>
         <w:rPr>
@@ -309,7 +309,7 @@
           <w:sz w:val="20"/>
           <w:szCs w:val="20"/>
         </w:rPr>
-        <w:t xml:space="preserve">Led missions with a 99% success rate.</w:t>
+        <w:t xml:space="preserve">Led dangerous missions with a 99% success rate.</w:t>
       </w:r>
     </w:p>
     <w:p>
@@ -328,7 +328,7 @@
           <w:sz w:val="20"/>
           <w:szCs w:val="20"/>
         </w:rPr>
-        <w:t xml:space="preserve">Helped in 100+ big problems around the world.</w:t>
+        <w:t xml:space="preserve">Worked with world leaders in 100+ big emergencies.</w:t>
       </w:r>
     </w:p>
     <w:p>
@@ -403,7 +403,7 @@
           <w:sz w:val="20"/>
           <w:szCs w:val="20"/>
         </w:rPr>
-        <w:t xml:space="preserve">Wrote 2,000+ news stories.</w:t>
+        <w:t xml:space="preserve">Wrote 2,000+ news stories about safety, crime and city problems.</w:t>
       </w:r>
     </w:p>
     <w:p>
@@ -422,7 +422,7 @@
           <w:sz w:val="20"/>
           <w:szCs w:val="20"/>
         </w:rPr>
-        <w:t xml:space="preserve">Found and reported crimes in the city.</w:t>
+        <w:t xml:space="preserve">Found and reported crimes in the city with the news team.</w:t>
       </w:r>
     </w:p>
     <w:p>
@@ -441,7 +441,7 @@
           <w:sz w:val="20"/>
           <w:szCs w:val="20"/>
         </w:rPr>
-        <w:t xml:space="preserve">Never missed a deadline.</w:t>
+        <w:t xml:space="preserve">Finished all daily work on time while doing two full-time jobs.</w:t>
       </w:r>
     </w:p>
     <w:p>
@@ -460,7 +460,7 @@
           <w:sz w:val="20"/>
           <w:szCs w:val="20"/>
         </w:rPr>
-        <w:t xml:space="preserve">Volunteer</w:t>
+        <w:t xml:space="preserve">Rescue Volunteer</w:t>
       </w:r>
       <w:r>
         <w:rPr>
@@ -516,7 +516,7 @@
           <w:sz w:val="20"/>
           <w:szCs w:val="20"/>
         </w:rPr>
-        <w:t xml:space="preserve">Helped 100+ families in floods and storms.</w:t>
+        <w:t xml:space="preserve">Helped 100+ families during floods, fires and storms.</w:t>
       </w:r>
     </w:p>
     <w:p>
@@ -535,7 +535,7 @@
           <w:sz w:val="20"/>
           <w:szCs w:val="20"/>
         </w:rPr>
-        <w:t xml:space="preserve">Helped local farms with their work.</w:t>
+        <w:t xml:space="preserve">Helped local farms with harvest work and repairs.</w:t>
       </w:r>
     </w:p>
     <w:p>
@@ -666,7 +666,7 @@
           <w:sz w:val="20"/>
           <w:szCs w:val="20"/>
         </w:rPr>
-        <w:t xml:space="preserve">•  Rescue</w:t>
+        <w:t xml:space="preserve">•  Rescue Work</w:t>
       </w:r>
       <w:r>
         <w:rPr>
@@ -692,16 +692,16 @@
           <w:sz w:val="20"/>
           <w:szCs w:val="20"/>
         </w:rPr>
-        <w:t xml:space="preserve">•  Flying</w:t>
-      </w:r>
-      <w:r>
-        <w:rPr>
-          <w:rFonts w:ascii="Cambria" w:cs="Cambria" w:eastAsia="Cambria" w:hAnsi="Cambria"/>
-          <w:color w:val="111111"/>
-          <w:sz w:val="20"/>
-          <w:szCs w:val="20"/>
-        </w:rPr>
-        <w:t xml:space="preserve">	•  Super Strength</w:t>
+        <w:t xml:space="preserve">•  Research</w:t>
+      </w:r>
+      <w:r>
+        <w:rPr>
+          <w:rFonts w:ascii="Cambria" w:cs="Cambria" w:eastAsia="Cambria" w:hAnsi="Cambria"/>
+          <w:color w:val="111111"/>
+          <w:sz w:val="20"/>
+          <w:szCs w:val="20"/>
+        </w:rPr>
+        <w:t xml:space="preserve">	•  Writing and Editing</w:t>
       </w:r>
     </w:p>
     <w:p>
@@ -718,16 +718,16 @@
           <w:sz w:val="20"/>
           <w:szCs w:val="20"/>
         </w:rPr>
-        <w:t xml:space="preserve">•  Writing</w:t>
-      </w:r>
-      <w:r>
-        <w:rPr>
-          <w:rFonts w:ascii="Cambria" w:cs="Cambria" w:eastAsia="Cambria" w:hAnsi="Cambria"/>
-          <w:color w:val="111111"/>
-          <w:sz w:val="20"/>
-          <w:szCs w:val="20"/>
-        </w:rPr>
-        <w:t xml:space="preserve">	•  Research</w:t>
+        <w:t xml:space="preserve">•  Safety Planning</w:t>
+      </w:r>
+      <w:r>
+        <w:rPr>
+          <w:rFonts w:ascii="Cambria" w:cs="Cambria" w:eastAsia="Cambria" w:hAnsi="Cambria"/>
+          <w:color w:val="111111"/>
+          <w:sz w:val="20"/>
+          <w:szCs w:val="20"/>
+        </w:rPr>
+        <w:t xml:space="preserve">	•  Flying and Super Strength</w:t>
       </w:r>
     </w:p>
     <w:p>
@@ -860,7 +860,7 @@
           <w:sz w:val="20"/>
           <w:szCs w:val="20"/>
         </w:rPr>
-        <w:t xml:space="preserve">•  First Aid (1939)</w:t>
+        <w:t xml:space="preserve">•  First Aid and Rescue (1939)</w:t>
       </w:r>
       <w:r>
         <w:rPr>
@@ -886,7 +886,7 @@
           <w:sz w:val="20"/>
           <w:szCs w:val="20"/>
         </w:rPr>
-        <w:t xml:space="preserve">•  Team Leadership (1961)</w:t>
+        <w:t xml:space="preserve">•  Team Leadership Course (1961)</w:t>
       </w:r>
       <w:r>
         <w:rPr>

--- a/Superman_CV.docx
+++ b/Superman_CV.docx
@@ -574,7 +574,7 @@
           <w:sz w:val="20"/>
           <w:szCs w:val="20"/>
         </w:rPr>
-        <w:t xml:space="preserve">Bachelor's Degree in Media</w:t>
+        <w:t xml:space="preserve">University Degree in Media</w:t>
       </w:r>
       <w:r>
         <w:rPr>

--- a/Superman_CV.docx
+++ b/Superman_CV.docx
@@ -33,7 +33,7 @@
           <w:sz w:val="26"/>
           <w:szCs w:val="26"/>
         </w:rPr>
-        <w:t xml:space="preserve">Global Rescue and Safety Expert</w:t>
+        <w:t xml:space="preserve">Global Safety Expert</w:t>
       </w:r>
     </w:p>
     <w:p>
@@ -82,7 +82,7 @@
           <w:sz w:val="20"/>
           <w:szCs w:val="20"/>
         </w:rPr>
-        <w:t xml:space="preserve">Rescue expert with 85+ years of experience helping people and keeping cities safe around the world. Saved more than 1,000,000 people with a 99% success rate. Good at rescue work, leading teams and making fast decisions in hard times. Known for being honest, working well with others and always finishing work on time. Ready to work 24/7 and start right away.</w:t>
+        <w:t xml:space="preserve">Safety expert with 85+ years of experience helping people and keeping cities safe around the world. Saved more than 1,000,000 people with a 99% success rate. Good at saving people, leading teams and making fast decisions in hard times. Known for being honest, working well with others and always finishing work on time. Ready to work 24/7 and start right away.</w:t>
       </w:r>
     </w:p>
     <w:p>
@@ -121,7 +121,7 @@
           <w:sz w:val="20"/>
           <w:szCs w:val="20"/>
         </w:rPr>
-        <w:t xml:space="preserve">Global Rescue Expert</w:t>
+        <w:t xml:space="preserve">Superhero</w:t>
       </w:r>
       <w:r>
         <w:rPr>
@@ -460,7 +460,7 @@
           <w:sz w:val="20"/>
           <w:szCs w:val="20"/>
         </w:rPr>
-        <w:t xml:space="preserve">Rescue Volunteer</w:t>
+        <w:t xml:space="preserve">Town Volunteer</w:t>
       </w:r>
       <w:r>
         <w:rPr>
@@ -666,7 +666,7 @@
           <w:sz w:val="20"/>
           <w:szCs w:val="20"/>
         </w:rPr>
-        <w:t xml:space="preserve">•  Rescue Work</w:t>
+        <w:t xml:space="preserve">•  Saving People</w:t>
       </w:r>
       <w:r>
         <w:rPr>
@@ -860,7 +860,7 @@
           <w:sz w:val="20"/>
           <w:szCs w:val="20"/>
         </w:rPr>
-        <w:t xml:space="preserve">•  First Aid and Rescue (1939)</w:t>
+        <w:t xml:space="preserve">•  First Aid (1939)</w:t>
       </w:r>
       <w:r>
         <w:rPr>

--- a/Superman_CV.docx
+++ b/Superman_CV.docx
@@ -941,7 +941,7 @@
           <w:sz w:val="20"/>
           <w:szCs w:val="20"/>
         </w:rPr>
-        <w:t xml:space="preserve">	•  Kryptonian (Native)</w:t>
+        <w:t xml:space="preserve">	•  Arabic (Good)</w:t>
       </w:r>
     </w:p>
     <w:sectPr>

--- a/Superman_CV.docx
+++ b/Superman_CV.docx
@@ -941,7 +941,7 @@
           <w:sz w:val="20"/>
           <w:szCs w:val="20"/>
         </w:rPr>
-        <w:t xml:space="preserve">	•  Arabic (Good)</w:t>
+        <w:t xml:space="preserve">	•  French (Good)</w:t>
       </w:r>
     </w:p>
     <w:sectPr>

--- a/Superman_CV.docx
+++ b/Superman_CV.docx
@@ -602,7 +602,7 @@
           <w:sz w:val="20"/>
           <w:szCs w:val="20"/>
         </w:rPr>
-        <w:t xml:space="preserve">City University</w:t>
+        <w:t xml:space="preserve">Sky University</w:t>
       </w:r>
       <w:r>
         <w:rPr>

--- a/Superman_CV.docx
+++ b/Superman_CV.docx
@@ -574,7 +574,7 @@
           <w:sz w:val="20"/>
           <w:szCs w:val="20"/>
         </w:rPr>
-        <w:t xml:space="preserve">University Degree in Media</w:t>
+        <w:t xml:space="preserve">Degree in Media</w:t>
       </w:r>
       <w:r>
         <w:rPr>

--- a/Superman_CV.docx
+++ b/Superman_CV.docx
@@ -56,7 +56,7 @@
         <w:pBdr>
           <w:bottom w:val="single" w:color="111111" w:sz="12" w:space="2"/>
         </w:pBdr>
-        <w:spacing w:after="80" w:before="180"/>
+        <w:spacing w:after="100" w:before="220"/>
       </w:pPr>
       <w:r>
         <w:rPr>
@@ -79,8 +79,8 @@
         <w:rPr>
           <w:rFonts w:ascii="Cambria" w:cs="Cambria" w:eastAsia="Cambria" w:hAnsi="Cambria"/>
           <w:color w:val="111111"/>
-          <w:sz w:val="20"/>
-          <w:szCs w:val="20"/>
+          <w:sz w:val="22"/>
+          <w:szCs w:val="22"/>
         </w:rPr>
         <w:t xml:space="preserve">Safety expert with 85+ years of experience helping people and keeping cities safe around the world. Saved more than 1,000,000 people with a 99% success rate. Good at saving people, leading teams and making fast decisions in hard times. Known for being honest, working well with others and always finishing work on time. Ready to work 24/7 and start right away.</w:t>
       </w:r>
@@ -90,7 +90,7 @@
         <w:pBdr>
           <w:bottom w:val="single" w:color="111111" w:sz="12" w:space="2"/>
         </w:pBdr>
-        <w:spacing w:after="80" w:before="180"/>
+        <w:spacing w:after="100" w:before="220"/>
       </w:pPr>
       <w:r>
         <w:rPr>
@@ -118,8 +118,8 @@
           <w:b/>
           <w:bCs/>
           <w:color w:val="111111"/>
-          <w:sz w:val="20"/>
-          <w:szCs w:val="20"/>
+          <w:sz w:val="22"/>
+          <w:szCs w:val="22"/>
         </w:rPr>
         <w:t xml:space="preserve">Superhero</w:t>
       </w:r>
@@ -127,8 +127,8 @@
         <w:rPr>
           <w:rFonts w:ascii="Cambria" w:cs="Cambria" w:eastAsia="Cambria" w:hAnsi="Cambria"/>
           <w:color w:val="111111"/>
-          <w:sz w:val="20"/>
-          <w:szCs w:val="20"/>
+          <w:sz w:val="22"/>
+          <w:szCs w:val="22"/>
         </w:rPr>
         <w:t xml:space="preserve">	1938/06 – Present</w:t>
       </w:r>
@@ -146,8 +146,8 @@
           <w:i/>
           <w:iCs/>
           <w:color w:val="333333"/>
-          <w:sz w:val="20"/>
-          <w:szCs w:val="20"/>
+          <w:sz w:val="22"/>
+          <w:szCs w:val="22"/>
         </w:rPr>
         <w:t xml:space="preserve">Freelance</w:t>
       </w:r>
@@ -155,8 +155,8 @@
         <w:rPr>
           <w:rFonts w:ascii="Cambria" w:cs="Cambria" w:eastAsia="Cambria" w:hAnsi="Cambria"/>
           <w:color w:val="111111"/>
-          <w:sz w:val="20"/>
-          <w:szCs w:val="20"/>
+          <w:sz w:val="22"/>
+          <w:szCs w:val="22"/>
         </w:rPr>
         <w:t xml:space="preserve">	Metropolis, USA</w:t>
       </w:r>
@@ -174,8 +174,8 @@
         <w:rPr>
           <w:rFonts w:ascii="Cambria" w:cs="Cambria" w:eastAsia="Cambria" w:hAnsi="Cambria"/>
           <w:color w:val="111111"/>
-          <w:sz w:val="20"/>
-          <w:szCs w:val="20"/>
+          <w:sz w:val="22"/>
+          <w:szCs w:val="22"/>
         </w:rPr>
         <w:t xml:space="preserve">Saved 1,000,000+ people from fires, floods, accidents and attacks.</w:t>
       </w:r>
@@ -193,8 +193,8 @@
         <w:rPr>
           <w:rFonts w:ascii="Cambria" w:cs="Cambria" w:eastAsia="Cambria" w:hAnsi="Cambria"/>
           <w:color w:val="111111"/>
-          <w:sz w:val="20"/>
-          <w:szCs w:val="20"/>
+          <w:sz w:val="22"/>
+          <w:szCs w:val="22"/>
         </w:rPr>
         <w:t xml:space="preserve">Stopped 500+ dangerous villains, like Lex Luthor and General Zod.</w:t>
       </w:r>
@@ -212,8 +212,8 @@
         <w:rPr>
           <w:rFonts w:ascii="Cambria" w:cs="Cambria" w:eastAsia="Cambria" w:hAnsi="Cambria"/>
           <w:color w:val="111111"/>
-          <w:sz w:val="20"/>
-          <w:szCs w:val="20"/>
+          <w:sz w:val="22"/>
+          <w:szCs w:val="22"/>
         </w:rPr>
         <w:t xml:space="preserve">Reached people who needed help in less than 10 seconds.</w:t>
       </w:r>
@@ -231,8 +231,8 @@
           <w:b/>
           <w:bCs/>
           <w:color w:val="111111"/>
-          <w:sz w:val="20"/>
-          <w:szCs w:val="20"/>
+          <w:sz w:val="22"/>
+          <w:szCs w:val="22"/>
         </w:rPr>
         <w:t xml:space="preserve">Team Founder and Leader</w:t>
       </w:r>
@@ -240,8 +240,8 @@
         <w:rPr>
           <w:rFonts w:ascii="Cambria" w:cs="Cambria" w:eastAsia="Cambria" w:hAnsi="Cambria"/>
           <w:color w:val="111111"/>
-          <w:sz w:val="20"/>
-          <w:szCs w:val="20"/>
+          <w:sz w:val="22"/>
+          <w:szCs w:val="22"/>
         </w:rPr>
         <w:t xml:space="preserve">	1960/11 – Present</w:t>
       </w:r>
@@ -259,8 +259,8 @@
           <w:i/>
           <w:iCs/>
           <w:color w:val="333333"/>
-          <w:sz w:val="20"/>
-          <w:szCs w:val="20"/>
+          <w:sz w:val="22"/>
+          <w:szCs w:val="22"/>
         </w:rPr>
         <w:t xml:space="preserve">Hero Team</w:t>
       </w:r>
@@ -268,8 +268,8 @@
         <w:rPr>
           <w:rFonts w:ascii="Cambria" w:cs="Cambria" w:eastAsia="Cambria" w:hAnsi="Cambria"/>
           <w:color w:val="111111"/>
-          <w:sz w:val="20"/>
-          <w:szCs w:val="20"/>
+          <w:sz w:val="22"/>
+          <w:szCs w:val="22"/>
         </w:rPr>
         <w:t xml:space="preserve">	Worldwide</w:t>
       </w:r>
@@ -287,8 +287,8 @@
         <w:rPr>
           <w:rFonts w:ascii="Cambria" w:cs="Cambria" w:eastAsia="Cambria" w:hAnsi="Cambria"/>
           <w:color w:val="111111"/>
-          <w:sz w:val="20"/>
-          <w:szCs w:val="20"/>
+          <w:sz w:val="22"/>
+          <w:szCs w:val="22"/>
         </w:rPr>
         <w:t xml:space="preserve">Started a team of 7 heroes with Batman and Wonder Woman.</w:t>
       </w:r>
@@ -306,8 +306,8 @@
         <w:rPr>
           <w:rFonts w:ascii="Cambria" w:cs="Cambria" w:eastAsia="Cambria" w:hAnsi="Cambria"/>
           <w:color w:val="111111"/>
-          <w:sz w:val="20"/>
-          <w:szCs w:val="20"/>
+          <w:sz w:val="22"/>
+          <w:szCs w:val="22"/>
         </w:rPr>
         <w:t xml:space="preserve">Led dangerous missions with a 99% success rate.</w:t>
       </w:r>
@@ -325,8 +325,8 @@
         <w:rPr>
           <w:rFonts w:ascii="Cambria" w:cs="Cambria" w:eastAsia="Cambria" w:hAnsi="Cambria"/>
           <w:color w:val="111111"/>
-          <w:sz w:val="20"/>
-          <w:szCs w:val="20"/>
+          <w:sz w:val="22"/>
+          <w:szCs w:val="22"/>
         </w:rPr>
         <w:t xml:space="preserve">Worked with world leaders in 100+ big emergencies.</w:t>
       </w:r>
@@ -344,8 +344,8 @@
           <w:b/>
           <w:bCs/>
           <w:color w:val="111111"/>
-          <w:sz w:val="20"/>
-          <w:szCs w:val="20"/>
+          <w:sz w:val="22"/>
+          <w:szCs w:val="22"/>
         </w:rPr>
         <w:t xml:space="preserve">News Reporter</w:t>
       </w:r>
@@ -353,8 +353,8 @@
         <w:rPr>
           <w:rFonts w:ascii="Cambria" w:cs="Cambria" w:eastAsia="Cambria" w:hAnsi="Cambria"/>
           <w:color w:val="111111"/>
-          <w:sz w:val="20"/>
-          <w:szCs w:val="20"/>
+          <w:sz w:val="22"/>
+          <w:szCs w:val="22"/>
         </w:rPr>
         <w:t xml:space="preserve">	1938/06 – Present</w:t>
       </w:r>
@@ -372,8 +372,8 @@
           <w:i/>
           <w:iCs/>
           <w:color w:val="333333"/>
-          <w:sz w:val="20"/>
-          <w:szCs w:val="20"/>
+          <w:sz w:val="22"/>
+          <w:szCs w:val="22"/>
         </w:rPr>
         <w:t xml:space="preserve">City News</w:t>
       </w:r>
@@ -381,8 +381,8 @@
         <w:rPr>
           <w:rFonts w:ascii="Cambria" w:cs="Cambria" w:eastAsia="Cambria" w:hAnsi="Cambria"/>
           <w:color w:val="111111"/>
-          <w:sz w:val="20"/>
-          <w:szCs w:val="20"/>
+          <w:sz w:val="22"/>
+          <w:szCs w:val="22"/>
         </w:rPr>
         <w:t xml:space="preserve">	Metropolis, USA</w:t>
       </w:r>
@@ -400,8 +400,8 @@
         <w:rPr>
           <w:rFonts w:ascii="Cambria" w:cs="Cambria" w:eastAsia="Cambria" w:hAnsi="Cambria"/>
           <w:color w:val="111111"/>
-          <w:sz w:val="20"/>
-          <w:szCs w:val="20"/>
+          <w:sz w:val="22"/>
+          <w:szCs w:val="22"/>
         </w:rPr>
         <w:t xml:space="preserve">Wrote 2,000+ news stories about safety, crime and city problems.</w:t>
       </w:r>
@@ -419,8 +419,8 @@
         <w:rPr>
           <w:rFonts w:ascii="Cambria" w:cs="Cambria" w:eastAsia="Cambria" w:hAnsi="Cambria"/>
           <w:color w:val="111111"/>
-          <w:sz w:val="20"/>
-          <w:szCs w:val="20"/>
+          <w:sz w:val="22"/>
+          <w:szCs w:val="22"/>
         </w:rPr>
         <w:t xml:space="preserve">Found and reported crimes in the city with the news team.</w:t>
       </w:r>
@@ -438,18 +438,18 @@
         <w:rPr>
           <w:rFonts w:ascii="Cambria" w:cs="Cambria" w:eastAsia="Cambria" w:hAnsi="Cambria"/>
           <w:color w:val="111111"/>
-          <w:sz w:val="20"/>
-          <w:szCs w:val="20"/>
+          <w:sz w:val="22"/>
+          <w:szCs w:val="22"/>
         </w:rPr>
         <w:t xml:space="preserve">Finished all daily work on time while doing two full-time jobs.</w:t>
       </w:r>
     </w:p>
     <w:p>
       <w:pPr>
-        <w:tabs>
-          <w:tab w:val="right" w:pos="9746"/>
-        </w:tabs>
-        <w:spacing w:after="0" w:before="140"/>
+        <w:pBdr>
+          <w:bottom w:val="single" w:color="111111" w:sz="12" w:space="2"/>
+        </w:pBdr>
+        <w:spacing w:after="100" w:before="220"/>
       </w:pPr>
       <w:r>
         <w:rPr>
@@ -457,19 +457,39 @@
           <w:b/>
           <w:bCs/>
           <w:color w:val="111111"/>
-          <w:sz w:val="20"/>
-          <w:szCs w:val="20"/>
-        </w:rPr>
-        <w:t xml:space="preserve">Town Volunteer</w:t>
-      </w:r>
-      <w:r>
-        <w:rPr>
-          <w:rFonts w:ascii="Cambria" w:cs="Cambria" w:eastAsia="Cambria" w:hAnsi="Cambria"/>
-          <w:color w:val="111111"/>
-          <w:sz w:val="20"/>
-          <w:szCs w:val="20"/>
-        </w:rPr>
-        <w:t xml:space="preserve">	1930/06 – 1934/08</w:t>
+          <w:spacing w:val="10"/>
+          <w:sz w:val="25"/>
+          <w:szCs w:val="25"/>
+        </w:rPr>
+        <w:t xml:space="preserve">EDUCATION</w:t>
+      </w:r>
+    </w:p>
+    <w:p>
+      <w:pPr>
+        <w:tabs>
+          <w:tab w:val="right" w:pos="9746"/>
+        </w:tabs>
+        <w:spacing w:after="0" w:before="60"/>
+      </w:pPr>
+      <w:r>
+        <w:rPr>
+          <w:rFonts w:ascii="Cambria" w:cs="Cambria" w:eastAsia="Cambria" w:hAnsi="Cambria"/>
+          <w:b/>
+          <w:bCs/>
+          <w:color w:val="111111"/>
+          <w:sz w:val="22"/>
+          <w:szCs w:val="22"/>
+        </w:rPr>
+        <w:t xml:space="preserve">Degree in Media</w:t>
+      </w:r>
+      <w:r>
+        <w:rPr>
+          <w:rFonts w:ascii="Cambria" w:cs="Cambria" w:eastAsia="Cambria" w:hAnsi="Cambria"/>
+          <w:color w:val="111111"/>
+          <w:sz w:val="22"/>
+          <w:szCs w:val="22"/>
+        </w:rPr>
+        <w:t xml:space="preserve">	1934 – 1938</w:t>
       </w:r>
     </w:p>
     <w:p>
@@ -485,57 +505,19 @@
           <w:i/>
           <w:iCs/>
           <w:color w:val="333333"/>
-          <w:sz w:val="20"/>
-          <w:szCs w:val="20"/>
-        </w:rPr>
-        <w:t xml:space="preserve">Town Volunteers</w:t>
-      </w:r>
-      <w:r>
-        <w:rPr>
-          <w:rFonts w:ascii="Cambria" w:cs="Cambria" w:eastAsia="Cambria" w:hAnsi="Cambria"/>
-          <w:color w:val="111111"/>
-          <w:sz w:val="20"/>
-          <w:szCs w:val="20"/>
-        </w:rPr>
-        <w:t xml:space="preserve">	Smallville, USA</w:t>
-      </w:r>
-    </w:p>
-    <w:p>
-      <w:pPr>
-        <w:pStyle w:val="ListParagraph"/>
-        <w:numPr>
-          <w:ilvl w:val="0"/>
-          <w:numId w:val="2"/>
-        </w:numPr>
-        <w:spacing w:after="10"/>
-      </w:pPr>
-      <w:r>
-        <w:rPr>
-          <w:rFonts w:ascii="Cambria" w:cs="Cambria" w:eastAsia="Cambria" w:hAnsi="Cambria"/>
-          <w:color w:val="111111"/>
-          <w:sz w:val="20"/>
-          <w:szCs w:val="20"/>
-        </w:rPr>
-        <w:t xml:space="preserve">Helped 100+ families during floods, fires and storms.</w:t>
-      </w:r>
-    </w:p>
-    <w:p>
-      <w:pPr>
-        <w:pStyle w:val="ListParagraph"/>
-        <w:numPr>
-          <w:ilvl w:val="0"/>
-          <w:numId w:val="2"/>
-        </w:numPr>
-        <w:spacing w:after="10"/>
-      </w:pPr>
-      <w:r>
-        <w:rPr>
-          <w:rFonts w:ascii="Cambria" w:cs="Cambria" w:eastAsia="Cambria" w:hAnsi="Cambria"/>
-          <w:color w:val="111111"/>
-          <w:sz w:val="20"/>
-          <w:szCs w:val="20"/>
-        </w:rPr>
-        <w:t xml:space="preserve">Helped local farms with harvest work and repairs.</w:t>
+          <w:sz w:val="22"/>
+          <w:szCs w:val="22"/>
+        </w:rPr>
+        <w:t xml:space="preserve">Sky University</w:t>
+      </w:r>
+      <w:r>
+        <w:rPr>
+          <w:rFonts w:ascii="Cambria" w:cs="Cambria" w:eastAsia="Cambria" w:hAnsi="Cambria"/>
+          <w:color w:val="111111"/>
+          <w:sz w:val="22"/>
+          <w:szCs w:val="22"/>
+        </w:rPr>
+        <w:t xml:space="preserve">	Metropolis, USA</w:t>
       </w:r>
     </w:p>
     <w:p>
@@ -543,83 +525,7 @@
         <w:pBdr>
           <w:bottom w:val="single" w:color="111111" w:sz="12" w:space="2"/>
         </w:pBdr>
-        <w:spacing w:after="80" w:before="180"/>
-      </w:pPr>
-      <w:r>
-        <w:rPr>
-          <w:rFonts w:ascii="Cambria" w:cs="Cambria" w:eastAsia="Cambria" w:hAnsi="Cambria"/>
-          <w:b/>
-          <w:bCs/>
-          <w:color w:val="111111"/>
-          <w:spacing w:val="10"/>
-          <w:sz w:val="25"/>
-          <w:szCs w:val="25"/>
-        </w:rPr>
-        <w:t xml:space="preserve">EDUCATION</w:t>
-      </w:r>
-    </w:p>
-    <w:p>
-      <w:pPr>
-        <w:tabs>
-          <w:tab w:val="right" w:pos="9746"/>
-        </w:tabs>
-        <w:spacing w:after="0" w:before="60"/>
-      </w:pPr>
-      <w:r>
-        <w:rPr>
-          <w:rFonts w:ascii="Cambria" w:cs="Cambria" w:eastAsia="Cambria" w:hAnsi="Cambria"/>
-          <w:b/>
-          <w:bCs/>
-          <w:color w:val="111111"/>
-          <w:sz w:val="20"/>
-          <w:szCs w:val="20"/>
-        </w:rPr>
-        <w:t xml:space="preserve">Degree in Media</w:t>
-      </w:r>
-      <w:r>
-        <w:rPr>
-          <w:rFonts w:ascii="Cambria" w:cs="Cambria" w:eastAsia="Cambria" w:hAnsi="Cambria"/>
-          <w:color w:val="111111"/>
-          <w:sz w:val="20"/>
-          <w:szCs w:val="20"/>
-        </w:rPr>
-        <w:t xml:space="preserve">	1934 – 1938</w:t>
-      </w:r>
-    </w:p>
-    <w:p>
-      <w:pPr>
-        <w:tabs>
-          <w:tab w:val="right" w:pos="9746"/>
-        </w:tabs>
-        <w:spacing w:after="30"/>
-      </w:pPr>
-      <w:r>
-        <w:rPr>
-          <w:rFonts w:ascii="Cambria" w:cs="Cambria" w:eastAsia="Cambria" w:hAnsi="Cambria"/>
-          <w:i/>
-          <w:iCs/>
-          <w:color w:val="333333"/>
-          <w:sz w:val="20"/>
-          <w:szCs w:val="20"/>
-        </w:rPr>
-        <w:t xml:space="preserve">Sky University</w:t>
-      </w:r>
-      <w:r>
-        <w:rPr>
-          <w:rFonts w:ascii="Cambria" w:cs="Cambria" w:eastAsia="Cambria" w:hAnsi="Cambria"/>
-          <w:color w:val="111111"/>
-          <w:sz w:val="20"/>
-          <w:szCs w:val="20"/>
-        </w:rPr>
-        <w:t xml:space="preserve">	Metropolis, USA</w:t>
-      </w:r>
-    </w:p>
-    <w:p>
-      <w:pPr>
-        <w:pBdr>
-          <w:bottom w:val="single" w:color="111111" w:sz="12" w:space="2"/>
-        </w:pBdr>
-        <w:spacing w:after="80" w:before="180"/>
+        <w:spacing w:after="100" w:before="220"/>
       </w:pPr>
       <w:r>
         <w:rPr>
@@ -657,14 +563,14 @@
         <w:tabs>
           <w:tab w:val="left" w:pos="4873"/>
         </w:tabs>
-        <w:spacing w:after="30"/>
-      </w:pPr>
-      <w:r>
-        <w:rPr>
-          <w:rFonts w:ascii="Cambria" w:cs="Cambria" w:eastAsia="Cambria" w:hAnsi="Cambria"/>
-          <w:color w:val="111111"/>
-          <w:sz w:val="20"/>
-          <w:szCs w:val="20"/>
+        <w:spacing w:after="50"/>
+      </w:pPr>
+      <w:r>
+        <w:rPr>
+          <w:rFonts w:ascii="Cambria" w:cs="Cambria" w:eastAsia="Cambria" w:hAnsi="Cambria"/>
+          <w:color w:val="111111"/>
+          <w:sz w:val="22"/>
+          <w:szCs w:val="22"/>
         </w:rPr>
         <w:t xml:space="preserve">•  Saving People</w:t>
       </w:r>
@@ -672,8 +578,8 @@
         <w:rPr>
           <w:rFonts w:ascii="Cambria" w:cs="Cambria" w:eastAsia="Cambria" w:hAnsi="Cambria"/>
           <w:color w:val="111111"/>
-          <w:sz w:val="20"/>
-          <w:szCs w:val="20"/>
+          <w:sz w:val="22"/>
+          <w:szCs w:val="22"/>
         </w:rPr>
         <w:t xml:space="preserve">	•  First Aid</w:t>
       </w:r>
@@ -683,14 +589,14 @@
         <w:tabs>
           <w:tab w:val="left" w:pos="4873"/>
         </w:tabs>
-        <w:spacing w:after="30"/>
-      </w:pPr>
-      <w:r>
-        <w:rPr>
-          <w:rFonts w:ascii="Cambria" w:cs="Cambria" w:eastAsia="Cambria" w:hAnsi="Cambria"/>
-          <w:color w:val="111111"/>
-          <w:sz w:val="20"/>
-          <w:szCs w:val="20"/>
+        <w:spacing w:after="50"/>
+      </w:pPr>
+      <w:r>
+        <w:rPr>
+          <w:rFonts w:ascii="Cambria" w:cs="Cambria" w:eastAsia="Cambria" w:hAnsi="Cambria"/>
+          <w:color w:val="111111"/>
+          <w:sz w:val="22"/>
+          <w:szCs w:val="22"/>
         </w:rPr>
         <w:t xml:space="preserve">•  Research</w:t>
       </w:r>
@@ -698,8 +604,8 @@
         <w:rPr>
           <w:rFonts w:ascii="Cambria" w:cs="Cambria" w:eastAsia="Cambria" w:hAnsi="Cambria"/>
           <w:color w:val="111111"/>
-          <w:sz w:val="20"/>
-          <w:szCs w:val="20"/>
+          <w:sz w:val="22"/>
+          <w:szCs w:val="22"/>
         </w:rPr>
         <w:t xml:space="preserve">	•  Writing and Editing</w:t>
       </w:r>
@@ -709,14 +615,14 @@
         <w:tabs>
           <w:tab w:val="left" w:pos="4873"/>
         </w:tabs>
-        <w:spacing w:after="30"/>
-      </w:pPr>
-      <w:r>
-        <w:rPr>
-          <w:rFonts w:ascii="Cambria" w:cs="Cambria" w:eastAsia="Cambria" w:hAnsi="Cambria"/>
-          <w:color w:val="111111"/>
-          <w:sz w:val="20"/>
-          <w:szCs w:val="20"/>
+        <w:spacing w:after="50"/>
+      </w:pPr>
+      <w:r>
+        <w:rPr>
+          <w:rFonts w:ascii="Cambria" w:cs="Cambria" w:eastAsia="Cambria" w:hAnsi="Cambria"/>
+          <w:color w:val="111111"/>
+          <w:sz w:val="22"/>
+          <w:szCs w:val="22"/>
         </w:rPr>
         <w:t xml:space="preserve">•  Safety Planning</w:t>
       </w:r>
@@ -724,8 +630,8 @@
         <w:rPr>
           <w:rFonts w:ascii="Cambria" w:cs="Cambria" w:eastAsia="Cambria" w:hAnsi="Cambria"/>
           <w:color w:val="111111"/>
-          <w:sz w:val="20"/>
-          <w:szCs w:val="20"/>
+          <w:sz w:val="22"/>
+          <w:szCs w:val="22"/>
         </w:rPr>
         <w:t xml:space="preserve">	•  Flying and Super Strength</w:t>
       </w:r>
@@ -753,14 +659,14 @@
         <w:tabs>
           <w:tab w:val="left" w:pos="4873"/>
         </w:tabs>
-        <w:spacing w:after="30"/>
-      </w:pPr>
-      <w:r>
-        <w:rPr>
-          <w:rFonts w:ascii="Cambria" w:cs="Cambria" w:eastAsia="Cambria" w:hAnsi="Cambria"/>
-          <w:color w:val="111111"/>
-          <w:sz w:val="20"/>
-          <w:szCs w:val="20"/>
+        <w:spacing w:after="50"/>
+      </w:pPr>
+      <w:r>
+        <w:rPr>
+          <w:rFonts w:ascii="Cambria" w:cs="Cambria" w:eastAsia="Cambria" w:hAnsi="Cambria"/>
+          <w:color w:val="111111"/>
+          <w:sz w:val="22"/>
+          <w:szCs w:val="22"/>
         </w:rPr>
         <w:t xml:space="preserve">•  Communication</w:t>
       </w:r>
@@ -768,8 +674,8 @@
         <w:rPr>
           <w:rFonts w:ascii="Cambria" w:cs="Cambria" w:eastAsia="Cambria" w:hAnsi="Cambria"/>
           <w:color w:val="111111"/>
-          <w:sz w:val="20"/>
-          <w:szCs w:val="20"/>
+          <w:sz w:val="22"/>
+          <w:szCs w:val="22"/>
         </w:rPr>
         <w:t xml:space="preserve">	•  Leadership</w:t>
       </w:r>
@@ -779,14 +685,14 @@
         <w:tabs>
           <w:tab w:val="left" w:pos="4873"/>
         </w:tabs>
-        <w:spacing w:after="30"/>
-      </w:pPr>
-      <w:r>
-        <w:rPr>
-          <w:rFonts w:ascii="Cambria" w:cs="Cambria" w:eastAsia="Cambria" w:hAnsi="Cambria"/>
-          <w:color w:val="111111"/>
-          <w:sz w:val="20"/>
-          <w:szCs w:val="20"/>
+        <w:spacing w:after="50"/>
+      </w:pPr>
+      <w:r>
+        <w:rPr>
+          <w:rFonts w:ascii="Cambria" w:cs="Cambria" w:eastAsia="Cambria" w:hAnsi="Cambria"/>
+          <w:color w:val="111111"/>
+          <w:sz w:val="22"/>
+          <w:szCs w:val="22"/>
         </w:rPr>
         <w:t xml:space="preserve">•  Teamwork</w:t>
       </w:r>
@@ -794,8 +700,8 @@
         <w:rPr>
           <w:rFonts w:ascii="Cambria" w:cs="Cambria" w:eastAsia="Cambria" w:hAnsi="Cambria"/>
           <w:color w:val="111111"/>
-          <w:sz w:val="20"/>
-          <w:szCs w:val="20"/>
+          <w:sz w:val="22"/>
+          <w:szCs w:val="22"/>
         </w:rPr>
         <w:t xml:space="preserve">	•  Problem-Solving</w:t>
       </w:r>
@@ -805,14 +711,14 @@
         <w:tabs>
           <w:tab w:val="left" w:pos="4873"/>
         </w:tabs>
-        <w:spacing w:after="30"/>
-      </w:pPr>
-      <w:r>
-        <w:rPr>
-          <w:rFonts w:ascii="Cambria" w:cs="Cambria" w:eastAsia="Cambria" w:hAnsi="Cambria"/>
-          <w:color w:val="111111"/>
-          <w:sz w:val="20"/>
-          <w:szCs w:val="20"/>
+        <w:spacing w:after="50"/>
+      </w:pPr>
+      <w:r>
+        <w:rPr>
+          <w:rFonts w:ascii="Cambria" w:cs="Cambria" w:eastAsia="Cambria" w:hAnsi="Cambria"/>
+          <w:color w:val="111111"/>
+          <w:sz w:val="22"/>
+          <w:szCs w:val="22"/>
         </w:rPr>
         <w:t xml:space="preserve">•  Fast Decisions</w:t>
       </w:r>
@@ -820,8 +726,8 @@
         <w:rPr>
           <w:rFonts w:ascii="Cambria" w:cs="Cambria" w:eastAsia="Cambria" w:hAnsi="Cambria"/>
           <w:color w:val="111111"/>
-          <w:sz w:val="20"/>
-          <w:szCs w:val="20"/>
+          <w:sz w:val="22"/>
+          <w:szCs w:val="22"/>
         </w:rPr>
         <w:t xml:space="preserve">	•  Time Management</w:t>
       </w:r>
@@ -831,7 +737,7 @@
         <w:pBdr>
           <w:bottom w:val="single" w:color="111111" w:sz="12" w:space="2"/>
         </w:pBdr>
-        <w:spacing w:after="80" w:before="180"/>
+        <w:spacing w:after="100" w:before="220"/>
       </w:pPr>
       <w:r>
         <w:rPr>
@@ -851,14 +757,14 @@
         <w:tabs>
           <w:tab w:val="left" w:pos="4873"/>
         </w:tabs>
-        <w:spacing w:after="30"/>
-      </w:pPr>
-      <w:r>
-        <w:rPr>
-          <w:rFonts w:ascii="Cambria" w:cs="Cambria" w:eastAsia="Cambria" w:hAnsi="Cambria"/>
-          <w:color w:val="111111"/>
-          <w:sz w:val="20"/>
-          <w:szCs w:val="20"/>
+        <w:spacing w:after="50"/>
+      </w:pPr>
+      <w:r>
+        <w:rPr>
+          <w:rFonts w:ascii="Cambria" w:cs="Cambria" w:eastAsia="Cambria" w:hAnsi="Cambria"/>
+          <w:color w:val="111111"/>
+          <w:sz w:val="22"/>
+          <w:szCs w:val="22"/>
         </w:rPr>
         <w:t xml:space="preserve">•  First Aid (1939)</w:t>
       </w:r>
@@ -866,8 +772,8 @@
         <w:rPr>
           <w:rFonts w:ascii="Cambria" w:cs="Cambria" w:eastAsia="Cambria" w:hAnsi="Cambria"/>
           <w:color w:val="111111"/>
-          <w:sz w:val="20"/>
-          <w:szCs w:val="20"/>
+          <w:sz w:val="22"/>
+          <w:szCs w:val="22"/>
         </w:rPr>
         <w:t xml:space="preserve">	•  Safe Flying (1940)</w:t>
       </w:r>
@@ -877,14 +783,14 @@
         <w:tabs>
           <w:tab w:val="left" w:pos="4873"/>
         </w:tabs>
-        <w:spacing w:after="30"/>
-      </w:pPr>
-      <w:r>
-        <w:rPr>
-          <w:rFonts w:ascii="Cambria" w:cs="Cambria" w:eastAsia="Cambria" w:hAnsi="Cambria"/>
-          <w:color w:val="111111"/>
-          <w:sz w:val="20"/>
-          <w:szCs w:val="20"/>
+        <w:spacing w:after="50"/>
+      </w:pPr>
+      <w:r>
+        <w:rPr>
+          <w:rFonts w:ascii="Cambria" w:cs="Cambria" w:eastAsia="Cambria" w:hAnsi="Cambria"/>
+          <w:color w:val="111111"/>
+          <w:sz w:val="22"/>
+          <w:szCs w:val="22"/>
         </w:rPr>
         <w:t xml:space="preserve">•  Team Leadership Course (1961)</w:t>
       </w:r>
@@ -892,8 +798,8 @@
         <w:rPr>
           <w:rFonts w:ascii="Cambria" w:cs="Cambria" w:eastAsia="Cambria" w:hAnsi="Cambria"/>
           <w:color w:val="111111"/>
-          <w:sz w:val="20"/>
-          <w:szCs w:val="20"/>
+          <w:sz w:val="22"/>
+          <w:szCs w:val="22"/>
         </w:rPr>
         <w:t xml:space="preserve">	•  Key to the City (Award)</w:t>
       </w:r>
@@ -903,7 +809,7 @@
         <w:pBdr>
           <w:bottom w:val="single" w:color="111111" w:sz="12" w:space="2"/>
         </w:pBdr>
-        <w:spacing w:after="80" w:before="180"/>
+        <w:spacing w:after="100" w:before="220"/>
       </w:pPr>
       <w:r>
         <w:rPr>
@@ -923,14 +829,14 @@
         <w:tabs>
           <w:tab w:val="left" w:pos="4873"/>
         </w:tabs>
-        <w:spacing w:after="30"/>
-      </w:pPr>
-      <w:r>
-        <w:rPr>
-          <w:rFonts w:ascii="Cambria" w:cs="Cambria" w:eastAsia="Cambria" w:hAnsi="Cambria"/>
-          <w:color w:val="111111"/>
-          <w:sz w:val="20"/>
-          <w:szCs w:val="20"/>
+        <w:spacing w:after="50"/>
+      </w:pPr>
+      <w:r>
+        <w:rPr>
+          <w:rFonts w:ascii="Cambria" w:cs="Cambria" w:eastAsia="Cambria" w:hAnsi="Cambria"/>
+          <w:color w:val="111111"/>
+          <w:sz w:val="22"/>
+          <w:szCs w:val="22"/>
         </w:rPr>
         <w:t xml:space="preserve">•  English (Native)</w:t>
       </w:r>
@@ -938,8 +844,8 @@
         <w:rPr>
           <w:rFonts w:ascii="Cambria" w:cs="Cambria" w:eastAsia="Cambria" w:hAnsi="Cambria"/>
           <w:color w:val="111111"/>
-          <w:sz w:val="20"/>
-          <w:szCs w:val="20"/>
+          <w:sz w:val="22"/>
+          <w:szCs w:val="22"/>
         </w:rPr>
         <w:t xml:space="preserve">	•  French (Good)</w:t>
       </w:r>

--- a/Superman_CV.docx
+++ b/Superman_CV.docx
@@ -851,6 +851,7 @@
       </w:r>
     </w:p>
     <w:sectPr>
+      <w:footerReference w:type="default" r:id="rId7"/>
       <w:pgSz w:w="11906" w:h="16838" w:orient="portrait"/>
       <w:pgMar w:top="800" w:right="1080" w:bottom="700" w:left="1080" w:header="708" w:footer="708" w:gutter="0"/>
       <w:pgNumType/>
@@ -899,6 +900,39 @@
     </w:p>
   </w:endnote>
 </w:endnotes>
+</file>
+
+<file path=word/footer1.xml><?xml version="1.0" encoding="utf-8"?>
+<w:ftr xmlns:wpc="http://schemas.microsoft.com/office/word/2010/wordprocessingCanvas" xmlns:mc="http://schemas.openxmlformats.org/markup-compatibility/2006" xmlns:o="urn:schemas-microsoft-com:office:office" xmlns:r="http://schemas.openxmlformats.org/officeDocument/2006/relationships" xmlns:m="http://schemas.openxmlformats.org/officeDocument/2006/math" xmlns:v="urn:schemas-microsoft-com:vml" xmlns:wp14="http://schemas.microsoft.com/office/word/2010/wordprocessingDrawing" xmlns:wp="http://schemas.openxmlformats.org/drawingml/2006/wordprocessingDrawing" xmlns:w10="urn:schemas-microsoft-com:office:word" xmlns:w="http://schemas.openxmlformats.org/wordprocessingml/2006/main" xmlns:w14="http://schemas.microsoft.com/office/word/2010/wordml" xmlns:w15="http://schemas.microsoft.com/office/word/2012/wordml" xmlns:wpg="http://schemas.microsoft.com/office/word/2010/wordprocessingGroup" xmlns:wpi="http://schemas.microsoft.com/office/word/2010/wordprocessingInk" xmlns:wne="http://schemas.microsoft.com/office/word/2006/wordml" xmlns:wps="http://schemas.microsoft.com/office/word/2010/wordprocessingShape">
+  <w:p>
+    <w:pPr>
+      <w:pBdr>
+        <w:top w:val="single" w:color="999999" w:sz="4" w:space="6"/>
+      </w:pBdr>
+      <w:jc w:val="center"/>
+    </w:pPr>
+    <w:r>
+      <w:rPr>
+        <w:rFonts w:ascii="Cambria" w:cs="Cambria" w:eastAsia="Cambria" w:hAnsi="Cambria"/>
+        <w:b/>
+        <w:bCs/>
+        <w:color w:val="555555"/>
+        <w:sz w:val="19"/>
+        <w:szCs w:val="19"/>
+      </w:rPr>
+      <w:t xml:space="preserve">Prepared by: </w:t>
+    </w:r>
+    <w:r>
+      <w:rPr>
+        <w:rFonts w:ascii="Cambria" w:cs="Cambria" w:eastAsia="Cambria" w:hAnsi="Cambria"/>
+        <w:color w:val="555555"/>
+        <w:sz w:val="19"/>
+        <w:szCs w:val="19"/>
+      </w:rPr>
+      <w:t xml:space="preserve">Rahma Khaled  •  Aya Reda  •  Mahmoud Ibrahim  •  Abader Zarif</w:t>
+    </w:r>
+  </w:p>
+</w:ftr>
 </file>
 
 <file path=word/footnotes.xml><?xml version="1.0" encoding="utf-8"?>
